--- a/自動產生合約範本/NEW/毅源-業主_停車場系統管理與技術服務合作協議書_公版_7.7.docx
+++ b/自動產生合約範本/NEW/毅源-業主_停車場系統管理與技術服務合作協議書_公版_7.7.docx
@@ -1,6 +1,6 @@
 
 <file path=word/document.xml><?xml version="1.0" encoding="utf-8"?>
-<w:document xmlns:wpc="http://schemas.microsoft.com/office/word/2010/wordprocessingCanvas" xmlns:cx="http://schemas.microsoft.com/office/drawing/2014/chartex" xmlns:cx1="http://schemas.microsoft.com/office/drawing/2015/9/8/chartex" xmlns:cx2="http://schemas.microsoft.com/office/drawing/2015/10/21/chartex" xmlns:cx3="http://schemas.microsoft.com/office/drawing/2016/5/9/chartex" xmlns:cx4="http://schemas.microsoft.com/office/drawing/2016/5/10/chartex" xmlns:cx5="http://schemas.microsoft.com/office/drawing/2016/5/11/chartex" xmlns:cx6="http://schemas.microsoft.com/office/drawing/2016/5/12/chartex" xmlns:cx7="http://schemas.microsoft.com/office/drawing/2016/5/13/chartex" xmlns:cx8="http://schemas.microsoft.com/office/drawing/2016/5/14/chartex" xmlns:mc="http://schemas.openxmlformats.org/markup-compatibility/2006" xmlns:aink="http://schemas.microsoft.com/office/drawing/2016/ink" xmlns:am3d="http://schemas.microsoft.com/office/drawing/2017/model3d" xmlns:o="urn:schemas-microsoft-com:office:office" xmlns:oel="http://schemas.microsoft.com/office/2019/extlst" xmlns:r="http://schemas.openxmlformats.org/officeDocument/2006/relationships" xmlns:m="http://schemas.openxmlformats.org/officeDocument/2006/math" xmlns:v="urn:schemas-microsoft-com:vml" xmlns:wp14="http://schemas.microsoft.com/office/word/2010/wordprocessingDrawing" xmlns:wp="http://schemas.openxmlformats.org/drawingml/2006/wordprocessingDrawing" xmlns:w10="urn:schemas-microsoft-com:office:word" xmlns:w="http://schemas.openxmlformats.org/wordprocessingml/2006/main" xmlns:w14="http://schemas.microsoft.com/office/word/2010/wordml" xmlns:w15="http://schemas.microsoft.com/office/word/2012/wordml" xmlns:w16cex="http://schemas.microsoft.com/office/word/2018/wordml/cex" xmlns:w16cid="http://schemas.microsoft.com/office/word/2016/wordml/cid" xmlns:w16="http://schemas.microsoft.com/office/word/2018/wordml" xmlns:w16du="http://schemas.microsoft.com/office/word/2023/wordml/word16du" xmlns:w16sdtdh="http://schemas.microsoft.com/office/word/2020/wordml/sdtdatahash" xmlns:w16sdtfl="http://schemas.microsoft.com/office/word/2024/wordml/sdtformatlock" xmlns:w16se="http://schemas.microsoft.com/office/word/2015/wordml/symex" xmlns:wpg="http://schemas.microsoft.com/office/word/2010/wordprocessingGroup" xmlns:wpi="http://schemas.microsoft.com/office/word/2010/wordprocessingInk" xmlns:wne="http://schemas.microsoft.com/office/word/2006/wordml" xmlns:wps="http://schemas.microsoft.com/office/word/2010/wordprocessingShape" mc:Ignorable="w14 w15 w16se w16cid w16 w16cex w16sdtdh w16sdtfl w16du wp14">
+<w:document xmlns:wpc="http://schemas.microsoft.com/office/word/2010/wordprocessingCanvas" xmlns:cx="http://schemas.microsoft.com/office/drawing/2014/chartex" xmlns:cx1="http://schemas.microsoft.com/office/drawing/2015/9/8/chartex" xmlns:cx2="http://schemas.microsoft.com/office/drawing/2015/10/21/chartex" xmlns:cx3="http://schemas.microsoft.com/office/drawing/2016/5/9/chartex" xmlns:cx4="http://schemas.microsoft.com/office/drawing/2016/5/10/chartex" xmlns:cx5="http://schemas.microsoft.com/office/drawing/2016/5/11/chartex" xmlns:cx6="http://schemas.microsoft.com/office/drawing/2016/5/12/chartex" xmlns:cx7="http://schemas.microsoft.com/office/drawing/2016/5/13/chartex" xmlns:cx8="http://schemas.microsoft.com/office/drawing/2016/5/14/chartex" xmlns:mc="http://schemas.openxmlformats.org/markup-compatibility/2006" xmlns:aink="http://schemas.microsoft.com/office/drawing/2016/ink" xmlns:am3d="http://schemas.microsoft.com/office/drawing/2017/model3d" xmlns:o="urn:schemas-microsoft-com:office:office" xmlns:oel="http://schemas.microsoft.com/office/2019/extlst" xmlns:r="http://schemas.openxmlformats.org/officeDocument/2006/relationships" xmlns:m="http://schemas.openxmlformats.org/officeDocument/2006/math" xmlns:v="urn:schemas-microsoft-com:vml" xmlns:wp14="http://schemas.microsoft.com/office/word/2010/wordprocessingDrawing" xmlns:wp="http://schemas.openxmlformats.org/drawingml/2006/wordprocessingDrawing" xmlns:w10="urn:schemas-microsoft-com:office:word" xmlns:w="http://schemas.openxmlformats.org/wordprocessingml/2006/main" xmlns:w14="http://schemas.microsoft.com/office/word/2010/wordml" xmlns:w15="http://schemas.microsoft.com/office/word/2012/wordml" xmlns:w16cei="http://schemas.microsoft.com/office/word/2026/wordml/cei" xmlns:w16cex="http://schemas.microsoft.com/office/word/2018/wordml/cex" xmlns:w16cid="http://schemas.microsoft.com/office/word/2016/wordml/cid" xmlns:w16="http://schemas.microsoft.com/office/word/2018/wordml" xmlns:w16du="http://schemas.microsoft.com/office/word/2023/wordml/word16du" xmlns:w16sdtdh="http://schemas.microsoft.com/office/word/2020/wordml/sdtdatahash" xmlns:w16sdtfl="http://schemas.microsoft.com/office/word/2024/wordml/sdtformatlock" xmlns:w16se="http://schemas.microsoft.com/office/word/2015/wordml/symex" xmlns:wpg="http://schemas.microsoft.com/office/word/2010/wordprocessingGroup" xmlns:wpi="http://schemas.microsoft.com/office/word/2010/wordprocessingInk" xmlns:wne="http://schemas.microsoft.com/office/word/2006/wordml" xmlns:wps="http://schemas.microsoft.com/office/word/2010/wordprocessingShape" mc:Ignorable="w14 w15 w16se w16cid w16 w16cex w16sdtdh w16sdtfl w16du wp14">
   <w:body>
     <w:p>
       <w:pPr>
@@ -175,7 +175,7 @@
           <w:rFonts w:ascii="標楷體" w:eastAsia="標楷體" w:hAnsi="標楷體" w:cs="Times New Roman"/>
           <w:color w:val="000000"/>
         </w:rPr>
-        <w:t xml:space="preserve">場地提供方：{{ party_a }}（下稱「甲方」，即車位主）</w:t>
+        <w:t>場地提供方：{{ party_a }}（下稱「甲方」，即車位主）</w:t>
       </w:r>
     </w:p>
     <w:p>
@@ -192,7 +192,7 @@
           <w:rFonts w:ascii="標楷體" w:eastAsia="標楷體" w:hAnsi="標楷體" w:cs="Times New Roman" w:hint="eastAsia"/>
           <w:color w:val="000000"/>
         </w:rPr>
-        <w:t xml:space="preserve">經營管理方：毅源開發股份有限公司（下稱「乙方」）</w:t>
+        <w:t>經營管理方：毅源開發股份有限公司（下稱「乙方」）</w:t>
       </w:r>
     </w:p>
     <w:p>
@@ -294,7 +294,7 @@
           <w:rFonts w:ascii="標楷體" w:eastAsia="標楷體" w:hAnsi="標楷體" w:cs="Times New Roman"/>
           <w:color w:val="000000"/>
         </w:rPr>
-        <w:t xml:space="preserve">甲方同意將其所有，坐落於{{ address }}，共計{{ spots }}格停車格（下稱「合作標的物」），由乙方提供智慧化停車管理系統、雲端平台技術支援及硬體設備整合服務（下稱「本系統服務」），以協助甲方進行自動化停車管理。</w:t>
+        <w:t>甲方同意將其所有，坐落於{{ address }}，共計{{ spots }}格停車格（下稱「合作標的物」），由乙方提供智慧化停車管理系統、雲端平台技術支援及硬體設備整合服務（下稱「本系統服務」），以協助甲方進行自動化停車管理。</w:t>
       </w:r>
     </w:p>
     <w:p>
@@ -474,7 +474,7 @@
           <w:rFonts w:ascii="標楷體" w:eastAsia="標楷體" w:hAnsi="標楷體" w:cs="Times New Roman"/>
           <w:color w:val="000000"/>
         </w:rPr>
-        <w:t xml:space="preserve">{{ mode_a_check }} 模式 A：固定收益分配制</w:t>
+        <w:t>{{ mode_a_check }} 模式 A：固定收益分配制</w:t>
       </w:r>
     </w:p>
     <w:p>
@@ -504,7 +504,7 @@
           <w:rFonts w:ascii="標楷體" w:eastAsia="標楷體" w:hAnsi="標楷體" w:cs="Times New Roman" w:hint="eastAsia"/>
           <w:color w:val="000000"/>
         </w:rPr>
-        <w:t xml:space="preserve">採{{ pay_freq }}制，即以每{{ pay_period }}個月為一期，乙方保障每期應固定分配予甲方場地合作收益新台幣{{ amount }}元整（含稅）。</w:t>
+        <w:t>採{{ pay_freq }}制，即以每{{ pay_period }}個月為一期，乙方保障每期應固定分配予甲方場地合作收益新台幣{{ amount }}元整（含稅）。</w:t>
       </w:r>
     </w:p>
     <w:p>
@@ -530,7 +530,8 @@
           <w:rFonts w:ascii="標楷體" w:eastAsia="標楷體" w:hAnsi="標楷體" w:cs="Times New Roman"/>
           <w:color w:val="000000"/>
         </w:rPr>
-        <w:t xml:space="preserve">{{ mode_b_check }} 模式 B：純營收比例分潤制</w:t>
+        <w:lastRenderedPageBreak/>
+        <w:t>{{ mode_b_check }} 模式 B：純營收比例分潤制</w:t>
       </w:r>
     </w:p>
     <w:p>
@@ -560,7 +561,7 @@
           <w:rFonts w:ascii="標楷體" w:eastAsia="標楷體" w:hAnsi="標楷體" w:cs="Times New Roman" w:hint="eastAsia"/>
           <w:color w:val="000000"/>
         </w:rPr>
-        <w:t xml:space="preserve">採月結制，即以每一（1）個月為一期，乙方於代收合作場站之停車營收（未稅）後，由甲乙雙方依甲方分得 {{ party_a_percent }}%、乙方分得 {{ party_b_percent }}%之比例進行營收分潤。</w:t>
+        <w:t>採月結制，即以每一（1）個月為一期，乙方於代收合作場站之停車營收（未稅）後，由甲乙雙方依甲方分得 {{ party_a_percent }}%、乙方分得 {{ party_b_percent }}%之比例進行營收分潤。</w:t>
       </w:r>
     </w:p>
     <w:p>
@@ -586,7 +587,7 @@
           <w:rFonts w:ascii="標楷體" w:eastAsia="標楷體" w:hAnsi="標楷體" w:cs="Times New Roman"/>
           <w:color w:val="000000"/>
         </w:rPr>
-        <w:t xml:space="preserve">{{ mode_c_check }} 模式 C：保底兼超額分潤制</w:t>
+        <w:t>{{ mode_c_check }} 模式 C：保底兼超額分潤制</w:t>
       </w:r>
     </w:p>
     <w:p>
@@ -616,7 +617,7 @@
           <w:rFonts w:ascii="標楷體" w:eastAsia="標楷體" w:hAnsi="標楷體" w:cs="Times New Roman" w:hint="eastAsia"/>
           <w:color w:val="000000"/>
         </w:rPr>
-        <w:t xml:space="preserve">最低保障收益：乙方保障甲方每期（月）最低可獲得之場地合作收益為新台幣{{ min_guarantee }}元整（含稅）。若當期依比例拆帳未達此金額，乙方仍應補足至此保底金額支付予甲方。</w:t>
+        <w:t>最低保障收益：乙方保障甲方每期（月）最低可獲得之場地合作收益為新台幣{{ min_guarantee }}元整（含稅）。若當期依比例拆帳未達此金額，乙方仍應補足至此保底金額支付予甲方。</w:t>
       </w:r>
     </w:p>
     <w:p>
@@ -646,7 +647,7 @@
           <w:rFonts w:ascii="標楷體" w:eastAsia="標楷體" w:hAnsi="標楷體" w:cs="Times New Roman" w:hint="eastAsia"/>
           <w:color w:val="000000"/>
         </w:rPr>
-        <w:t xml:space="preserve">超額分潤機制：當合作場站之單月停車營收（未稅）超過新台幣{{ excess_threshold }}元（下稱「超額門檻」）時，就超過該門檻之營收部分，甲乙雙方另依甲方分得 {{ excess_party_a_percent }}%、乙方分得 {{ excess_party_b_percent }}%之比例分配超額分潤。</w:t>
+        <w:t>超額分潤機制：當合作場站之單月停車營收（未稅）超過新台幣{{ excess_threshold }}元（下稱「超額門檻」）時，就超過該門檻之營收部分，甲乙雙方另依甲方分得 {{ excess_party_a_percent }}%、乙方分得 {{ excess_party_b_percent }}%之比例分配超額分潤。</w:t>
       </w:r>
     </w:p>
     <w:p>
@@ -1045,7 +1046,15 @@
           <w:rFonts w:ascii="標楷體" w:eastAsia="標楷體" w:hAnsi="標楷體" w:cs="Times New Roman" w:hint="eastAsia"/>
           <w:color w:val="000000"/>
         </w:rPr>
-        <w:t>月營收報表以乙方於當月份實際收到帳款為計算依據；倘因消費者刷卡支付失敗或其他等因素未收到之款項，乙方應對該消費者盡催收帳款之責，並於收達對應款項後依據約定比例分潤，</w:t>
+        <w:t>月營收報表以乙方於當月份實際收到帳款為計算依據；倘因消費者刷卡支付失敗或</w:t>
+      </w:r>
+      <w:r>
+        <w:rPr>
+          <w:rFonts w:ascii="標楷體" w:eastAsia="標楷體" w:hAnsi="標楷體" w:cs="Times New Roman" w:hint="eastAsia"/>
+          <w:color w:val="000000"/>
+        </w:rPr>
+        <w:lastRenderedPageBreak/>
+        <w:t>其他等因素未收到之款項，乙方應對該消費者盡催收帳款之責，並於收達對應款項後依據約定比例分潤，</w:t>
       </w:r>
       <w:r>
         <w:rPr>
@@ -1089,7 +1098,6 @@
           <w:rFonts w:ascii="標楷體" w:eastAsia="標楷體" w:hAnsi="標楷體" w:cs="Times New Roman" w:hint="eastAsia"/>
           <w:color w:val="000000"/>
         </w:rPr>
-        <w:lastRenderedPageBreak/>
         <w:t>乙方應於每月十五（15）日（如遇假日則順延至下個工作日）前，將前月之停車場營收報表，以電子郵件方式提供予甲方。甲方如對該營收報表之金額有疑義時，應於收到營收報表後二（2）個工作天內，以書面向乙方提出詢問，乙方收到詢問後則應盡詳實說明義務。甲方若未於前述期間內提出詢問，則視為甲方承認乙方所提出之營收報表，而不得再就該報表之金額對乙方為任何主張。</w:t>
       </w:r>
     </w:p>
@@ -1363,7 +1371,15 @@
           <w:rFonts w:ascii="標楷體" w:eastAsia="標楷體" w:hAnsi="標楷體" w:cs="Times New Roman"/>
           <w:color w:val="000000"/>
         </w:rPr>
-        <w:t>，同意乙方依所得稅法及各類所得扣繳率標準就所得列單申報主管稽徵機關。依甲方之身分，申報所得代號/類別如下（請勾選）：</w:t>
+        <w:t>，同意乙方依所得稅法及各類所得扣繳率標準就所得列</w:t>
+      </w:r>
+      <w:r>
+        <w:rPr>
+          <w:rFonts w:ascii="標楷體" w:eastAsia="標楷體" w:hAnsi="標楷體" w:cs="Times New Roman"/>
+          <w:color w:val="000000"/>
+        </w:rPr>
+        <w:lastRenderedPageBreak/>
+        <w:t>單申報主管稽徵機關。依甲方之身分，申報所得代號/類別如下（請勾選）：</w:t>
       </w:r>
     </w:p>
     <w:p>
@@ -1392,7 +1408,7 @@
           <w:rFonts w:ascii="標楷體" w:eastAsia="標楷體" w:hAnsi="標楷體" w:cs="冬青黑體簡體中文 W3"/>
           <w:color w:val="000000"/>
         </w:rPr>
-        <w:t xml:space="preserve">甲方為個人： {{ '☑' if ic_personal_51L else '☐' }}空地租賃(51L)、{{ '☑' if ic_personal_51J else '☐' }}建物租賃(51J)</w:t>
+        <w:t>甲方為個人： {{ '☑' if ic_personal_51L else '☐' }}空地租賃(51L)、{{ '☑' if ic_personal_51J else '☐' }}建物租賃(51J)</w:t>
       </w:r>
     </w:p>
     <w:p>
@@ -1421,7 +1437,7 @@
           <w:rFonts w:ascii="標楷體" w:eastAsia="標楷體" w:hAnsi="標楷體" w:cs="冬青黑體簡體中文 W3"/>
           <w:color w:val="000000"/>
         </w:rPr>
-        <w:t xml:space="preserve">一般法人：{{ '☑' if ic_corp_00 else '☐' }}00發票</w:t>
+        <w:t>一般法人：{{ '☑' if ic_corp_00 else '☐' }}00發票</w:t>
       </w:r>
     </w:p>
     <w:p>
@@ -1450,7 +1466,7 @@
           <w:rFonts w:ascii="標楷體" w:eastAsia="標楷體" w:hAnsi="標楷體" w:cs="冬青黑體簡體中文 W3"/>
           <w:color w:val="000000"/>
         </w:rPr>
-        <w:t xml:space="preserve">管委會：{{ '☑' if ic_committee_51L else '☐' }}空地租賃(51L) 、{{ '☑' if ic_committee_51J else '☐' }}建物租賃(51J) 、 {{ '☑' if ic_committee_00 else '☐' }}(00發票)</w:t>
+        <w:t>管委會：{{ '☑' if ic_committee_51L else '☐' }}空地租賃(51L) 、{{ '☑' if ic_committee_51J else '☐' }}建物租賃(51J) 、 {{ '☑' if ic_committee_00 else '☐' }}(00發票)</w:t>
       </w:r>
     </w:p>
     <w:p>
@@ -1533,7 +1549,7 @@
           <w:rFonts w:ascii="標楷體" w:eastAsia="標楷體" w:hAnsi="標楷體" w:cs="Times New Roman"/>
           <w:color w:val="000000"/>
         </w:rPr>
-        <w:t xml:space="preserve">銀行名稱（含分行）：{{ bank_name }}</w:t>
+        <w:t>銀行名稱（含分行）：{{ bank_name }}</w:t>
       </w:r>
     </w:p>
     <w:p>
@@ -1558,7 +1574,7 @@
           <w:rFonts w:ascii="標楷體" w:eastAsia="標楷體" w:hAnsi="標楷體" w:cs="Times New Roman"/>
           <w:color w:val="000000"/>
         </w:rPr>
-        <w:t xml:space="preserve">帳戶名稱：{{ account_name }}</w:t>
+        <w:t>帳戶名稱：{{ account_name }}</w:t>
       </w:r>
     </w:p>
     <w:p>
@@ -1583,7 +1599,7 @@
           <w:rFonts w:ascii="標楷體" w:eastAsia="標楷體" w:hAnsi="標楷體" w:cs="Times New Roman"/>
           <w:color w:val="000000"/>
         </w:rPr>
-        <w:t xml:space="preserve">帳戶號碼：{{ account_number }}</w:t>
+        <w:t>帳戶號碼：{{ account_number }}</w:t>
       </w:r>
     </w:p>
     <w:p>
@@ -1793,7 +1809,15 @@
           <w:rFonts w:ascii="標楷體" w:eastAsia="標楷體" w:hAnsi="標楷體" w:cs="Times New Roman" w:hint="eastAsia"/>
           <w:color w:val="000000"/>
         </w:rPr>
-        <w:t>雙方明確理解，上述水電費用之往來純屬會計上之代收代付及代收轉付性質，非屬乙方之營業收入或服務費用，乙方毋庸就此代收轉付金額另行開立統一發票。</w:t>
+        <w:t>雙方明確理解，上述水電費用之往來純屬會計上之代收代付及代收轉付性質，非屬乙</w:t>
+      </w:r>
+      <w:r>
+        <w:rPr>
+          <w:rFonts w:ascii="標楷體" w:eastAsia="標楷體" w:hAnsi="標楷體" w:cs="Times New Roman" w:hint="eastAsia"/>
+          <w:color w:val="000000"/>
+        </w:rPr>
+        <w:lastRenderedPageBreak/>
+        <w:t>方之營業收入或服務費用，乙方毋庸就此代收轉付金額另行開立統一發票。</w:t>
       </w:r>
     </w:p>
     <w:p>
@@ -2017,55 +2041,21 @@
           <w:rFonts w:ascii="標楷體" w:eastAsia="標楷體" w:hAnsi="標楷體" w:cs="Times New Roman"/>
           <w:color w:val="000000"/>
         </w:rPr>
-        <w:t>生效日前（參</w:t>
-      </w:r>
-      <w:r>
-        <w:rPr>
-          <w:rFonts w:ascii="標楷體" w:eastAsia="標楷體" w:hAnsi="標楷體" w:cs="Times New Roman"/>
-          <w:color w:val="000000"/>
-        </w:rPr>
-        <w:fldChar w:fldCharType="begin"/>
-      </w:r>
-      <w:r>
-        <w:rPr>
-          <w:rFonts w:ascii="標楷體" w:eastAsia="標楷體" w:hAnsi="標楷體" w:cs="Times New Roman"/>
-          <w:color w:val="000000"/>
-        </w:rPr>
-        <w:instrText xml:space="preserve"> REF _Ref234421834 \r \h </w:instrText>
-      </w:r>
-      <w:r>
-        <w:rPr>
-          <w:rFonts w:ascii="標楷體" w:eastAsia="標楷體" w:hAnsi="標楷體" w:cs="Times New Roman"/>
-          <w:color w:val="000000"/>
-        </w:rPr>
-      </w:r>
-      <w:r>
-        <w:rPr>
-          <w:rFonts w:ascii="標楷體" w:eastAsia="標楷體" w:hAnsi="標楷體" w:cs="Times New Roman"/>
-          <w:color w:val="000000"/>
-        </w:rPr>
-        <w:fldChar w:fldCharType="separate"/>
-      </w:r>
-      <w:r>
-        <w:rPr>
-          <w:rFonts w:ascii="標楷體" w:eastAsia="標楷體" w:hAnsi="標楷體" w:cs="Times New Roman"/>
-          <w:color w:val="000000"/>
-        </w:rPr>
-        <w:t>第7條</w:t>
-      </w:r>
-      <w:r>
-        <w:rPr>
-          <w:rFonts w:ascii="標楷體" w:eastAsia="標楷體" w:hAnsi="標楷體" w:cs="Times New Roman"/>
-          <w:color w:val="000000"/>
-        </w:rPr>
-        <w:fldChar w:fldCharType="end"/>
-      </w:r>
-      <w:r>
-        <w:rPr>
-          <w:rFonts w:ascii="標楷體" w:eastAsia="標楷體" w:hAnsi="標楷體" w:cs="Times New Roman"/>
-          <w:color w:val="000000"/>
-        </w:rPr>
-        <w:t>）完成設置告示看板及其經營合作停車場所必要之停管設備，並於</w:t>
+        <w:t>生效日前</w:t>
+      </w:r>
+      <w:r>
+        <w:rPr>
+          <w:rFonts w:ascii="標楷體" w:eastAsia="標楷體" w:hAnsi="標楷體" w:cs="Times New Roman"/>
+          <w:color w:val="000000"/>
+        </w:rPr>
+        <w:t>（參本協議關於合作期間之約定）</w:t>
+      </w:r>
+      <w:r>
+        <w:rPr>
+          <w:rFonts w:ascii="標楷體" w:eastAsia="標楷體" w:hAnsi="標楷體" w:cs="Times New Roman"/>
+          <w:color w:val="000000"/>
+        </w:rPr>
+        <w:t>完成設置告示看板及其經營合作停車場所必要之停管設備，並於</w:t>
       </w:r>
       <w:r>
         <w:rPr>
@@ -2281,6 +2271,7 @@
           <w:rFonts w:ascii="標楷體" w:eastAsia="標楷體" w:hAnsi="標楷體" w:cs="Times New Roman"/>
           <w:color w:val="000000"/>
         </w:rPr>
+        <w:lastRenderedPageBreak/>
         <w:t>合作期間</w:t>
       </w:r>
       <w:bookmarkEnd w:id="0"/>
@@ -2311,7 +2302,7 @@
           <w:rFonts w:ascii="標楷體" w:eastAsia="標楷體" w:hAnsi="標楷體" w:cs="Times New Roman"/>
           <w:color w:val="000000"/>
         </w:rPr>
-        <w:t xml:space="preserve">自民國（下同）{{ start_date }}（下稱「生效日」）起至{{ end_date }}（下稱「到期日」）止。</w:t>
+        <w:t>自民國（下同）{{ start_date }}（下稱「生效日」）起至{{ end_date }}（下稱「到期日」）止。</w:t>
       </w:r>
     </w:p>
     <w:p>
@@ -2433,7 +2424,6 @@
           <w:rFonts w:ascii="標楷體" w:eastAsia="標楷體" w:hAnsi="標楷體" w:cs="Times New Roman"/>
           <w:color w:val="000000"/>
         </w:rPr>
-        <w:lastRenderedPageBreak/>
         <w:t>協議</w:t>
       </w:r>
       <w:r>
@@ -2847,7 +2837,15 @@
           <w:rFonts w:ascii="標楷體" w:eastAsia="標楷體" w:hAnsi="標楷體" w:cs="Times New Roman"/>
           <w:color w:val="000000"/>
         </w:rPr>
-        <w:t>雙方之郵件通知倘因遷址、拒收、招領逾期或其他郵局批註之理由而送達不到者，均以郵局第一次投遞日期為送達日期。無論收送達之ㄧ方是否確實收受（包括拒收），均生送達之效力。</w:t>
+        <w:t>雙方之郵件通知倘因遷址、拒收、招領逾期或其他郵局批註之理由而送達不到者，均以郵</w:t>
+      </w:r>
+      <w:r>
+        <w:rPr>
+          <w:rFonts w:ascii="標楷體" w:eastAsia="標楷體" w:hAnsi="標楷體" w:cs="Times New Roman"/>
+          <w:color w:val="000000"/>
+        </w:rPr>
+        <w:lastRenderedPageBreak/>
+        <w:t>局第一次投遞日期為送達日期。無論收送達之ㄧ方是否確實收受（包括拒收），均生送達之效力。</w:t>
       </w:r>
     </w:p>
     <w:p>
@@ -3035,7 +3033,6 @@
           <w:rFonts w:ascii="標楷體" w:eastAsia="標楷體" w:hAnsi="標楷體" w:cs="Times New Roman" w:hint="eastAsia"/>
           <w:color w:val="000000"/>
         </w:rPr>
-        <w:lastRenderedPageBreak/>
         <w:t>090 消費者、客戶管理與服務</w:t>
       </w:r>
     </w:p>
@@ -3470,6 +3467,7 @@
           <w:rFonts w:ascii="標楷體" w:eastAsia="標楷體" w:hAnsi="標楷體" w:cs="Times New Roman"/>
           <w:color w:val="000000"/>
         </w:rPr>
+        <w:lastRenderedPageBreak/>
         <w:t>利用之期間、地區、對象及方式</w:t>
       </w:r>
     </w:p>
@@ -3616,15 +3614,7 @@
           <w:rFonts w:ascii="標楷體" w:eastAsia="標楷體" w:hAnsi="標楷體" w:cs="Times New Roman" w:hint="eastAsia"/>
           <w:color w:val="000000"/>
         </w:rPr>
-        <w:t>、因業務需要而委託之第三方合作廠商（如：物流公司、雲端服務提供</w:t>
-      </w:r>
-      <w:r>
-        <w:rPr>
-          <w:rFonts w:ascii="標楷體" w:eastAsia="標楷體" w:hAnsi="標楷體" w:cs="Times New Roman" w:hint="eastAsia"/>
-          <w:color w:val="000000"/>
-        </w:rPr>
-        <w:lastRenderedPageBreak/>
-        <w:t>商）。</w:t>
+        <w:t>、因業務需要而委託之第三方合作廠商（如：物流公司、雲端服務提供商）。</w:t>
       </w:r>
     </w:p>
     <w:p>
@@ -4061,6 +4051,7 @@
           <w:rFonts w:ascii="標楷體" w:eastAsia="標楷體" w:hAnsi="標楷體" w:cs="新細明體"/>
           <w:color w:val="000000"/>
         </w:rPr>
+        <w:lastRenderedPageBreak/>
         <w:t>凡屬地鎖場域者，乙方僅負責提供平台供甲方媒合並依約分潤，其餘環境管理概由甲方自理；如第三人因此受有損害，應由甲方負全部賠償之責。倘乙方查核認現場不適宜營運，保有隨時終止平台運作之權利。</w:t>
       </w:r>
     </w:p>
@@ -4247,7 +4238,7 @@
           <w:rFonts w:ascii="標楷體" w:eastAsia="標楷體" w:hAnsi="標楷體" w:cs="Times New Roman"/>
           <w:color w:val="000000"/>
         </w:rPr>
-        <w:t xml:space="preserve">甲方名稱：{{ party_a }}</w:t>
+        <w:t>甲方名稱：{{ party_a }}</w:t>
       </w:r>
     </w:p>
     <w:p>
@@ -4265,7 +4256,7 @@
           <w:rFonts w:ascii="標楷體" w:eastAsia="標楷體" w:hAnsi="標楷體" w:cs="Times New Roman"/>
           <w:color w:val="000000"/>
         </w:rPr>
-        <w:t xml:space="preserve">代表人：{{ owner }}</w:t>
+        <w:t>代表人：{{ owner }}</w:t>
       </w:r>
     </w:p>
     <w:p>
@@ -4283,7 +4274,7 @@
           <w:rFonts w:ascii="標楷體" w:eastAsia="標楷體" w:hAnsi="標楷體" w:cs="Times New Roman"/>
           <w:color w:val="000000"/>
         </w:rPr>
-        <w:t xml:space="preserve">身分證字號/統一編號：{{ id_number }}</w:t>
+        <w:t>身分證字號/統一編號：{{ id_number }}</w:t>
       </w:r>
     </w:p>
     <w:p>
@@ -4301,7 +4292,7 @@
           <w:rFonts w:ascii="標楷體" w:eastAsia="標楷體" w:hAnsi="標楷體" w:cs="Times New Roman" w:hint="eastAsia"/>
           <w:color w:val="000000"/>
         </w:rPr>
-        <w:t xml:space="preserve">聯絡地址：{{ contact_address }}</w:t>
+        <w:t>聯絡地址：{{ contact_address }}</w:t>
       </w:r>
     </w:p>
     <w:p>
@@ -4319,7 +4310,7 @@
           <w:rFonts w:ascii="標楷體" w:eastAsia="標楷體" w:hAnsi="標楷體" w:cs="Times New Roman"/>
           <w:color w:val="000000"/>
         </w:rPr>
-        <w:t xml:space="preserve">電子郵件：{{ email }}</w:t>
+        <w:t>電子郵件：{{ email }}</w:t>
       </w:r>
     </w:p>
     <w:p>
@@ -4348,7 +4339,7 @@
           <w:rFonts w:ascii="標楷體" w:eastAsia="標楷體" w:hAnsi="標楷體" w:cs="Times New Roman"/>
           <w:color w:val="000000"/>
         </w:rPr>
-        <w:t xml:space="preserve">乙方名稱：毅源開發股份有限公司</w:t>
+        <w:t>乙方名稱：毅源開發股份有限公司</w:t>
       </w:r>
     </w:p>
     <w:p>
@@ -4366,7 +4357,7 @@
           <w:rFonts w:ascii="標楷體" w:eastAsia="標楷體" w:hAnsi="標楷體" w:cs="Times New Roman"/>
           <w:color w:val="000000"/>
         </w:rPr>
-        <w:t xml:space="preserve">代表人：吳品毅</w:t>
+        <w:t>代表人：吳品毅</w:t>
       </w:r>
     </w:p>
     <w:p>
@@ -4384,7 +4375,7 @@
           <w:rFonts w:ascii="標楷體" w:eastAsia="標楷體" w:hAnsi="標楷體" w:cs="Times New Roman"/>
           <w:color w:val="000000"/>
         </w:rPr>
-        <w:t xml:space="preserve">統一編號：62204330</w:t>
+        <w:t>統一編號：62204330</w:t>
       </w:r>
     </w:p>
     <w:p>
@@ -4402,7 +4393,7 @@
           <w:rFonts w:ascii="標楷體" w:eastAsia="標楷體" w:hAnsi="標楷體" w:cs="Times New Roman" w:hint="eastAsia"/>
           <w:color w:val="000000"/>
         </w:rPr>
-        <w:t xml:space="preserve">聯絡地址：臺北市松山區寶清街21號4樓之1</w:t>
+        <w:t>聯絡地址：臺北市松山區寶清街21號4樓之1</w:t>
       </w:r>
     </w:p>
     <w:p>
@@ -4420,7 +4411,7 @@
           <w:rFonts w:ascii="標楷體" w:eastAsia="標楷體" w:hAnsi="標楷體" w:cs="Times New Roman"/>
           <w:color w:val="000000"/>
         </w:rPr>
-        <w:t xml:space="preserve">電子郵件：service@yiyuandev.com</w:t>
+        <w:t>電子郵件：service@yiyuandev.com</w:t>
       </w:r>
     </w:p>
     <w:p>
@@ -4561,7 +4552,7 @@
           <w:sz w:val="32"/>
           <w:szCs w:val="32"/>
         </w:rPr>
-        <w:t xml:space="preserve">中華民國{{ sign_date }}</w:t>
+        <w:t>中華民國{{ sign_date }}</w:t>
       </w:r>
     </w:p>
     <w:p>
@@ -4614,7 +4605,7 @@
 </file>
 
 <file path=word/endnotes.xml><?xml version="1.0" encoding="utf-8"?>
-<w:endnotes xmlns:wpc="http://schemas.microsoft.com/office/word/2010/wordprocessingCanvas" xmlns:cx="http://schemas.microsoft.com/office/drawing/2014/chartex" xmlns:cx1="http://schemas.microsoft.com/office/drawing/2015/9/8/chartex" xmlns:cx2="http://schemas.microsoft.com/office/drawing/2015/10/21/chartex" xmlns:cx3="http://schemas.microsoft.com/office/drawing/2016/5/9/chartex" xmlns:cx4="http://schemas.microsoft.com/office/drawing/2016/5/10/chartex" xmlns:cx5="http://schemas.microsoft.com/office/drawing/2016/5/11/chartex" xmlns:cx6="http://schemas.microsoft.com/office/drawing/2016/5/12/chartex" xmlns:cx7="http://schemas.microsoft.com/office/drawing/2016/5/13/chartex" xmlns:cx8="http://schemas.microsoft.com/office/drawing/2016/5/14/chartex" xmlns:mc="http://schemas.openxmlformats.org/markup-compatibility/2006" xmlns:aink="http://schemas.microsoft.com/office/drawing/2016/ink" xmlns:am3d="http://schemas.microsoft.com/office/drawing/2017/model3d" xmlns:o="urn:schemas-microsoft-com:office:office" xmlns:oel="http://schemas.microsoft.com/office/2019/extlst" xmlns:r="http://schemas.openxmlformats.org/officeDocument/2006/relationships" xmlns:m="http://schemas.openxmlformats.org/officeDocument/2006/math" xmlns:v="urn:schemas-microsoft-com:vml" xmlns:wp14="http://schemas.microsoft.com/office/word/2010/wordprocessingDrawing" xmlns:wp="http://schemas.openxmlformats.org/drawingml/2006/wordprocessingDrawing" xmlns:w10="urn:schemas-microsoft-com:office:word" xmlns:w="http://schemas.openxmlformats.org/wordprocessingml/2006/main" xmlns:w14="http://schemas.microsoft.com/office/word/2010/wordml" xmlns:w15="http://schemas.microsoft.com/office/word/2012/wordml" xmlns:w16cex="http://schemas.microsoft.com/office/word/2018/wordml/cex" xmlns:w16cid="http://schemas.microsoft.com/office/word/2016/wordml/cid" xmlns:w16="http://schemas.microsoft.com/office/word/2018/wordml" xmlns:w16du="http://schemas.microsoft.com/office/word/2023/wordml/word16du" xmlns:w16sdtdh="http://schemas.microsoft.com/office/word/2020/wordml/sdtdatahash" xmlns:w16sdtfl="http://schemas.microsoft.com/office/word/2024/wordml/sdtformatlock" xmlns:w16se="http://schemas.microsoft.com/office/word/2015/wordml/symex" xmlns:wpg="http://schemas.microsoft.com/office/word/2010/wordprocessingGroup" xmlns:wpi="http://schemas.microsoft.com/office/word/2010/wordprocessingInk" xmlns:wne="http://schemas.microsoft.com/office/word/2006/wordml" xmlns:wps="http://schemas.microsoft.com/office/word/2010/wordprocessingShape" mc:Ignorable="w14 w15 w16se w16cid w16 w16cex w16sdtdh w16sdtfl w16du wp14">
+<w:endnotes xmlns:wpc="http://schemas.microsoft.com/office/word/2010/wordprocessingCanvas" xmlns:cx="http://schemas.microsoft.com/office/drawing/2014/chartex" xmlns:cx1="http://schemas.microsoft.com/office/drawing/2015/9/8/chartex" xmlns:cx2="http://schemas.microsoft.com/office/drawing/2015/10/21/chartex" xmlns:cx3="http://schemas.microsoft.com/office/drawing/2016/5/9/chartex" xmlns:cx4="http://schemas.microsoft.com/office/drawing/2016/5/10/chartex" xmlns:cx5="http://schemas.microsoft.com/office/drawing/2016/5/11/chartex" xmlns:cx6="http://schemas.microsoft.com/office/drawing/2016/5/12/chartex" xmlns:cx7="http://schemas.microsoft.com/office/drawing/2016/5/13/chartex" xmlns:cx8="http://schemas.microsoft.com/office/drawing/2016/5/14/chartex" xmlns:mc="http://schemas.openxmlformats.org/markup-compatibility/2006" xmlns:aink="http://schemas.microsoft.com/office/drawing/2016/ink" xmlns:am3d="http://schemas.microsoft.com/office/drawing/2017/model3d" xmlns:o="urn:schemas-microsoft-com:office:office" xmlns:oel="http://schemas.microsoft.com/office/2019/extlst" xmlns:r="http://schemas.openxmlformats.org/officeDocument/2006/relationships" xmlns:m="http://schemas.openxmlformats.org/officeDocument/2006/math" xmlns:v="urn:schemas-microsoft-com:vml" xmlns:wp14="http://schemas.microsoft.com/office/word/2010/wordprocessingDrawing" xmlns:wp="http://schemas.openxmlformats.org/drawingml/2006/wordprocessingDrawing" xmlns:w10="urn:schemas-microsoft-com:office:word" xmlns:w="http://schemas.openxmlformats.org/wordprocessingml/2006/main" xmlns:w14="http://schemas.microsoft.com/office/word/2010/wordml" xmlns:w15="http://schemas.microsoft.com/office/word/2012/wordml" xmlns:w16cei="http://schemas.microsoft.com/office/word/2026/wordml/cei" xmlns:w16cex="http://schemas.microsoft.com/office/word/2018/wordml/cex" xmlns:w16cid="http://schemas.microsoft.com/office/word/2016/wordml/cid" xmlns:w16="http://schemas.microsoft.com/office/word/2018/wordml" xmlns:w16du="http://schemas.microsoft.com/office/word/2023/wordml/word16du" xmlns:w16sdtdh="http://schemas.microsoft.com/office/word/2020/wordml/sdtdatahash" xmlns:w16sdtfl="http://schemas.microsoft.com/office/word/2024/wordml/sdtformatlock" xmlns:w16se="http://schemas.microsoft.com/office/word/2015/wordml/symex" xmlns:wpg="http://schemas.microsoft.com/office/word/2010/wordprocessingGroup" xmlns:wpi="http://schemas.microsoft.com/office/word/2010/wordprocessingInk" xmlns:wne="http://schemas.microsoft.com/office/word/2006/wordml" xmlns:wps="http://schemas.microsoft.com/office/word/2010/wordprocessingShape" mc:Ignorable="w14 w15 w16se w16cid w16 w16cex w16sdtdh w16sdtfl w16du wp14">
   <w:endnote w:type="separator" w:id="-1">
     <w:p>
       <w:r>
@@ -4633,7 +4624,7 @@
 </file>
 
 <file path=word/footer1.xml><?xml version="1.0" encoding="utf-8"?>
-<w:ftr xmlns:wpc="http://schemas.microsoft.com/office/word/2010/wordprocessingCanvas" xmlns:cx="http://schemas.microsoft.com/office/drawing/2014/chartex" xmlns:cx1="http://schemas.microsoft.com/office/drawing/2015/9/8/chartex" xmlns:cx2="http://schemas.microsoft.com/office/drawing/2015/10/21/chartex" xmlns:cx3="http://schemas.microsoft.com/office/drawing/2016/5/9/chartex" xmlns:cx4="http://schemas.microsoft.com/office/drawing/2016/5/10/chartex" xmlns:cx5="http://schemas.microsoft.com/office/drawing/2016/5/11/chartex" xmlns:cx6="http://schemas.microsoft.com/office/drawing/2016/5/12/chartex" xmlns:cx7="http://schemas.microsoft.com/office/drawing/2016/5/13/chartex" xmlns:cx8="http://schemas.microsoft.com/office/drawing/2016/5/14/chartex" xmlns:mc="http://schemas.openxmlformats.org/markup-compatibility/2006" xmlns:aink="http://schemas.microsoft.com/office/drawing/2016/ink" xmlns:am3d="http://schemas.microsoft.com/office/drawing/2017/model3d" xmlns:o="urn:schemas-microsoft-com:office:office" xmlns:oel="http://schemas.microsoft.com/office/2019/extlst" xmlns:r="http://schemas.openxmlformats.org/officeDocument/2006/relationships" xmlns:m="http://schemas.openxmlformats.org/officeDocument/2006/math" xmlns:v="urn:schemas-microsoft-com:vml" xmlns:wp14="http://schemas.microsoft.com/office/word/2010/wordprocessingDrawing" xmlns:wp="http://schemas.openxmlformats.org/drawingml/2006/wordprocessingDrawing" xmlns:w10="urn:schemas-microsoft-com:office:word" xmlns:w="http://schemas.openxmlformats.org/wordprocessingml/2006/main" xmlns:w14="http://schemas.microsoft.com/office/word/2010/wordml" xmlns:w15="http://schemas.microsoft.com/office/word/2012/wordml" xmlns:w16cex="http://schemas.microsoft.com/office/word/2018/wordml/cex" xmlns:w16cid="http://schemas.microsoft.com/office/word/2016/wordml/cid" xmlns:w16="http://schemas.microsoft.com/office/word/2018/wordml" xmlns:w16du="http://schemas.microsoft.com/office/word/2023/wordml/word16du" xmlns:w16sdtdh="http://schemas.microsoft.com/office/word/2020/wordml/sdtdatahash" xmlns:w16sdtfl="http://schemas.microsoft.com/office/word/2024/wordml/sdtformatlock" xmlns:w16se="http://schemas.microsoft.com/office/word/2015/wordml/symex" xmlns:wpg="http://schemas.microsoft.com/office/word/2010/wordprocessingGroup" xmlns:wpi="http://schemas.microsoft.com/office/word/2010/wordprocessingInk" xmlns:wne="http://schemas.microsoft.com/office/word/2006/wordml" xmlns:wps="http://schemas.microsoft.com/office/word/2010/wordprocessingShape" mc:Ignorable="w14 w15 w16se w16cid w16 w16cex w16sdtdh w16sdtfl w16du wp14">
+<w:ftr xmlns:wpc="http://schemas.microsoft.com/office/word/2010/wordprocessingCanvas" xmlns:cx="http://schemas.microsoft.com/office/drawing/2014/chartex" xmlns:cx1="http://schemas.microsoft.com/office/drawing/2015/9/8/chartex" xmlns:cx2="http://schemas.microsoft.com/office/drawing/2015/10/21/chartex" xmlns:cx3="http://schemas.microsoft.com/office/drawing/2016/5/9/chartex" xmlns:cx4="http://schemas.microsoft.com/office/drawing/2016/5/10/chartex" xmlns:cx5="http://schemas.microsoft.com/office/drawing/2016/5/11/chartex" xmlns:cx6="http://schemas.microsoft.com/office/drawing/2016/5/12/chartex" xmlns:cx7="http://schemas.microsoft.com/office/drawing/2016/5/13/chartex" xmlns:cx8="http://schemas.microsoft.com/office/drawing/2016/5/14/chartex" xmlns:mc="http://schemas.openxmlformats.org/markup-compatibility/2006" xmlns:aink="http://schemas.microsoft.com/office/drawing/2016/ink" xmlns:am3d="http://schemas.microsoft.com/office/drawing/2017/model3d" xmlns:o="urn:schemas-microsoft-com:office:office" xmlns:oel="http://schemas.microsoft.com/office/2019/extlst" xmlns:r="http://schemas.openxmlformats.org/officeDocument/2006/relationships" xmlns:m="http://schemas.openxmlformats.org/officeDocument/2006/math" xmlns:v="urn:schemas-microsoft-com:vml" xmlns:wp14="http://schemas.microsoft.com/office/word/2010/wordprocessingDrawing" xmlns:wp="http://schemas.openxmlformats.org/drawingml/2006/wordprocessingDrawing" xmlns:w10="urn:schemas-microsoft-com:office:word" xmlns:w="http://schemas.openxmlformats.org/wordprocessingml/2006/main" xmlns:w14="http://schemas.microsoft.com/office/word/2010/wordml" xmlns:w15="http://schemas.microsoft.com/office/word/2012/wordml" xmlns:w16cei="http://schemas.microsoft.com/office/word/2026/wordml/cei" xmlns:w16cex="http://schemas.microsoft.com/office/word/2018/wordml/cex" xmlns:w16cid="http://schemas.microsoft.com/office/word/2016/wordml/cid" xmlns:w16="http://schemas.microsoft.com/office/word/2018/wordml" xmlns:w16du="http://schemas.microsoft.com/office/word/2023/wordml/word16du" xmlns:w16sdtdh="http://schemas.microsoft.com/office/word/2020/wordml/sdtdatahash" xmlns:w16sdtfl="http://schemas.microsoft.com/office/word/2024/wordml/sdtformatlock" xmlns:w16se="http://schemas.microsoft.com/office/word/2015/wordml/symex" xmlns:wpg="http://schemas.microsoft.com/office/word/2010/wordprocessingGroup" xmlns:wpi="http://schemas.microsoft.com/office/word/2010/wordprocessingInk" xmlns:wne="http://schemas.microsoft.com/office/word/2006/wordml" xmlns:wps="http://schemas.microsoft.com/office/word/2010/wordprocessingShape" mc:Ignorable="w14 w15 w16se w16cid w16 w16cex w16sdtdh w16sdtfl w16du wp14">
   <w:p>
     <w:pPr>
       <w:pBdr>
@@ -4711,7 +4702,7 @@
 </file>
 
 <file path=word/footer2.xml><?xml version="1.0" encoding="utf-8"?>
-<w:ftr xmlns:wpc="http://schemas.microsoft.com/office/word/2010/wordprocessingCanvas" xmlns:cx="http://schemas.microsoft.com/office/drawing/2014/chartex" xmlns:cx1="http://schemas.microsoft.com/office/drawing/2015/9/8/chartex" xmlns:cx2="http://schemas.microsoft.com/office/drawing/2015/10/21/chartex" xmlns:cx3="http://schemas.microsoft.com/office/drawing/2016/5/9/chartex" xmlns:cx4="http://schemas.microsoft.com/office/drawing/2016/5/10/chartex" xmlns:cx5="http://schemas.microsoft.com/office/drawing/2016/5/11/chartex" xmlns:cx6="http://schemas.microsoft.com/office/drawing/2016/5/12/chartex" xmlns:cx7="http://schemas.microsoft.com/office/drawing/2016/5/13/chartex" xmlns:cx8="http://schemas.microsoft.com/office/drawing/2016/5/14/chartex" xmlns:mc="http://schemas.openxmlformats.org/markup-compatibility/2006" xmlns:aink="http://schemas.microsoft.com/office/drawing/2016/ink" xmlns:am3d="http://schemas.microsoft.com/office/drawing/2017/model3d" xmlns:o="urn:schemas-microsoft-com:office:office" xmlns:oel="http://schemas.microsoft.com/office/2019/extlst" xmlns:r="http://schemas.openxmlformats.org/officeDocument/2006/relationships" xmlns:m="http://schemas.openxmlformats.org/officeDocument/2006/math" xmlns:v="urn:schemas-microsoft-com:vml" xmlns:wp14="http://schemas.microsoft.com/office/word/2010/wordprocessingDrawing" xmlns:wp="http://schemas.openxmlformats.org/drawingml/2006/wordprocessingDrawing" xmlns:w10="urn:schemas-microsoft-com:office:word" xmlns:w="http://schemas.openxmlformats.org/wordprocessingml/2006/main" xmlns:w14="http://schemas.microsoft.com/office/word/2010/wordml" xmlns:w15="http://schemas.microsoft.com/office/word/2012/wordml" xmlns:w16cex="http://schemas.microsoft.com/office/word/2018/wordml/cex" xmlns:w16cid="http://schemas.microsoft.com/office/word/2016/wordml/cid" xmlns:w16="http://schemas.microsoft.com/office/word/2018/wordml" xmlns:w16du="http://schemas.microsoft.com/office/word/2023/wordml/word16du" xmlns:w16sdtdh="http://schemas.microsoft.com/office/word/2020/wordml/sdtdatahash" xmlns:w16sdtfl="http://schemas.microsoft.com/office/word/2024/wordml/sdtformatlock" xmlns:w16se="http://schemas.microsoft.com/office/word/2015/wordml/symex" xmlns:wpg="http://schemas.microsoft.com/office/word/2010/wordprocessingGroup" xmlns:wpi="http://schemas.microsoft.com/office/word/2010/wordprocessingInk" xmlns:wne="http://schemas.microsoft.com/office/word/2006/wordml" xmlns:wps="http://schemas.microsoft.com/office/word/2010/wordprocessingShape" mc:Ignorable="w14 w15 w16se w16cid w16 w16cex w16sdtdh w16sdtfl w16du wp14">
+<w:ftr xmlns:wpc="http://schemas.microsoft.com/office/word/2010/wordprocessingCanvas" xmlns:cx="http://schemas.microsoft.com/office/drawing/2014/chartex" xmlns:cx1="http://schemas.microsoft.com/office/drawing/2015/9/8/chartex" xmlns:cx2="http://schemas.microsoft.com/office/drawing/2015/10/21/chartex" xmlns:cx3="http://schemas.microsoft.com/office/drawing/2016/5/9/chartex" xmlns:cx4="http://schemas.microsoft.com/office/drawing/2016/5/10/chartex" xmlns:cx5="http://schemas.microsoft.com/office/drawing/2016/5/11/chartex" xmlns:cx6="http://schemas.microsoft.com/office/drawing/2016/5/12/chartex" xmlns:cx7="http://schemas.microsoft.com/office/drawing/2016/5/13/chartex" xmlns:cx8="http://schemas.microsoft.com/office/drawing/2016/5/14/chartex" xmlns:mc="http://schemas.openxmlformats.org/markup-compatibility/2006" xmlns:aink="http://schemas.microsoft.com/office/drawing/2016/ink" xmlns:am3d="http://schemas.microsoft.com/office/drawing/2017/model3d" xmlns:o="urn:schemas-microsoft-com:office:office" xmlns:oel="http://schemas.microsoft.com/office/2019/extlst" xmlns:r="http://schemas.openxmlformats.org/officeDocument/2006/relationships" xmlns:m="http://schemas.openxmlformats.org/officeDocument/2006/math" xmlns:v="urn:schemas-microsoft-com:vml" xmlns:wp14="http://schemas.microsoft.com/office/word/2010/wordprocessingDrawing" xmlns:wp="http://schemas.openxmlformats.org/drawingml/2006/wordprocessingDrawing" xmlns:w10="urn:schemas-microsoft-com:office:word" xmlns:w="http://schemas.openxmlformats.org/wordprocessingml/2006/main" xmlns:w14="http://schemas.microsoft.com/office/word/2010/wordml" xmlns:w15="http://schemas.microsoft.com/office/word/2012/wordml" xmlns:w16cei="http://schemas.microsoft.com/office/word/2026/wordml/cei" xmlns:w16cex="http://schemas.microsoft.com/office/word/2018/wordml/cex" xmlns:w16cid="http://schemas.microsoft.com/office/word/2016/wordml/cid" xmlns:w16="http://schemas.microsoft.com/office/word/2018/wordml" xmlns:w16du="http://schemas.microsoft.com/office/word/2023/wordml/word16du" xmlns:w16sdtdh="http://schemas.microsoft.com/office/word/2020/wordml/sdtdatahash" xmlns:w16sdtfl="http://schemas.microsoft.com/office/word/2024/wordml/sdtformatlock" xmlns:w16se="http://schemas.microsoft.com/office/word/2015/wordml/symex" xmlns:wpg="http://schemas.microsoft.com/office/word/2010/wordprocessingGroup" xmlns:wpi="http://schemas.microsoft.com/office/word/2010/wordprocessingInk" xmlns:wne="http://schemas.microsoft.com/office/word/2006/wordml" xmlns:wps="http://schemas.microsoft.com/office/word/2010/wordprocessingShape" mc:Ignorable="w14 w15 w16se w16cid w16 w16cex w16sdtdh w16sdtfl w16du wp14">
   <w:p>
     <w:pPr>
       <w:pBdr>
@@ -4798,7 +4789,7 @@
 </file>
 
 <file path=word/footnotes.xml><?xml version="1.0" encoding="utf-8"?>
-<w:footnotes xmlns:wpc="http://schemas.microsoft.com/office/word/2010/wordprocessingCanvas" xmlns:cx="http://schemas.microsoft.com/office/drawing/2014/chartex" xmlns:cx1="http://schemas.microsoft.com/office/drawing/2015/9/8/chartex" xmlns:cx2="http://schemas.microsoft.com/office/drawing/2015/10/21/chartex" xmlns:cx3="http://schemas.microsoft.com/office/drawing/2016/5/9/chartex" xmlns:cx4="http://schemas.microsoft.com/office/drawing/2016/5/10/chartex" xmlns:cx5="http://schemas.microsoft.com/office/drawing/2016/5/11/chartex" xmlns:cx6="http://schemas.microsoft.com/office/drawing/2016/5/12/chartex" xmlns:cx7="http://schemas.microsoft.com/office/drawing/2016/5/13/chartex" xmlns:cx8="http://schemas.microsoft.com/office/drawing/2016/5/14/chartex" xmlns:mc="http://schemas.openxmlformats.org/markup-compatibility/2006" xmlns:aink="http://schemas.microsoft.com/office/drawing/2016/ink" xmlns:am3d="http://schemas.microsoft.com/office/drawing/2017/model3d" xmlns:o="urn:schemas-microsoft-com:office:office" xmlns:oel="http://schemas.microsoft.com/office/2019/extlst" xmlns:r="http://schemas.openxmlformats.org/officeDocument/2006/relationships" xmlns:m="http://schemas.openxmlformats.org/officeDocument/2006/math" xmlns:v="urn:schemas-microsoft-com:vml" xmlns:wp14="http://schemas.microsoft.com/office/word/2010/wordprocessingDrawing" xmlns:wp="http://schemas.openxmlformats.org/drawingml/2006/wordprocessingDrawing" xmlns:w10="urn:schemas-microsoft-com:office:word" xmlns:w="http://schemas.openxmlformats.org/wordprocessingml/2006/main" xmlns:w14="http://schemas.microsoft.com/office/word/2010/wordml" xmlns:w15="http://schemas.microsoft.com/office/word/2012/wordml" xmlns:w16cex="http://schemas.microsoft.com/office/word/2018/wordml/cex" xmlns:w16cid="http://schemas.microsoft.com/office/word/2016/wordml/cid" xmlns:w16="http://schemas.microsoft.com/office/word/2018/wordml" xmlns:w16du="http://schemas.microsoft.com/office/word/2023/wordml/word16du" xmlns:w16sdtdh="http://schemas.microsoft.com/office/word/2020/wordml/sdtdatahash" xmlns:w16sdtfl="http://schemas.microsoft.com/office/word/2024/wordml/sdtformatlock" xmlns:w16se="http://schemas.microsoft.com/office/word/2015/wordml/symex" xmlns:wpg="http://schemas.microsoft.com/office/word/2010/wordprocessingGroup" xmlns:wpi="http://schemas.microsoft.com/office/word/2010/wordprocessingInk" xmlns:wne="http://schemas.microsoft.com/office/word/2006/wordml" xmlns:wps="http://schemas.microsoft.com/office/word/2010/wordprocessingShape" mc:Ignorable="w14 w15 w16se w16cid w16 w16cex w16sdtdh w16sdtfl w16du wp14">
+<w:footnotes xmlns:wpc="http://schemas.microsoft.com/office/word/2010/wordprocessingCanvas" xmlns:cx="http://schemas.microsoft.com/office/drawing/2014/chartex" xmlns:cx1="http://schemas.microsoft.com/office/drawing/2015/9/8/chartex" xmlns:cx2="http://schemas.microsoft.com/office/drawing/2015/10/21/chartex" xmlns:cx3="http://schemas.microsoft.com/office/drawing/2016/5/9/chartex" xmlns:cx4="http://schemas.microsoft.com/office/drawing/2016/5/10/chartex" xmlns:cx5="http://schemas.microsoft.com/office/drawing/2016/5/11/chartex" xmlns:cx6="http://schemas.microsoft.com/office/drawing/2016/5/12/chartex" xmlns:cx7="http://schemas.microsoft.com/office/drawing/2016/5/13/chartex" xmlns:cx8="http://schemas.microsoft.com/office/drawing/2016/5/14/chartex" xmlns:mc="http://schemas.openxmlformats.org/markup-compatibility/2006" xmlns:aink="http://schemas.microsoft.com/office/drawing/2016/ink" xmlns:am3d="http://schemas.microsoft.com/office/drawing/2017/model3d" xmlns:o="urn:schemas-microsoft-com:office:office" xmlns:oel="http://schemas.microsoft.com/office/2019/extlst" xmlns:r="http://schemas.openxmlformats.org/officeDocument/2006/relationships" xmlns:m="http://schemas.openxmlformats.org/officeDocument/2006/math" xmlns:v="urn:schemas-microsoft-com:vml" xmlns:wp14="http://schemas.microsoft.com/office/word/2010/wordprocessingDrawing" xmlns:wp="http://schemas.openxmlformats.org/drawingml/2006/wordprocessingDrawing" xmlns:w10="urn:schemas-microsoft-com:office:word" xmlns:w="http://schemas.openxmlformats.org/wordprocessingml/2006/main" xmlns:w14="http://schemas.microsoft.com/office/word/2010/wordml" xmlns:w15="http://schemas.microsoft.com/office/word/2012/wordml" xmlns:w16cei="http://schemas.microsoft.com/office/word/2026/wordml/cei" xmlns:w16cex="http://schemas.microsoft.com/office/word/2018/wordml/cex" xmlns:w16cid="http://schemas.microsoft.com/office/word/2016/wordml/cid" xmlns:w16="http://schemas.microsoft.com/office/word/2018/wordml" xmlns:w16du="http://schemas.microsoft.com/office/word/2023/wordml/word16du" xmlns:w16sdtdh="http://schemas.microsoft.com/office/word/2020/wordml/sdtdatahash" xmlns:w16sdtfl="http://schemas.microsoft.com/office/word/2024/wordml/sdtformatlock" xmlns:w16se="http://schemas.microsoft.com/office/word/2015/wordml/symex" xmlns:wpg="http://schemas.microsoft.com/office/word/2010/wordprocessingGroup" xmlns:wpi="http://schemas.microsoft.com/office/word/2010/wordprocessingInk" xmlns:wne="http://schemas.microsoft.com/office/word/2006/wordml" xmlns:wps="http://schemas.microsoft.com/office/word/2010/wordprocessingShape" mc:Ignorable="w14 w15 w16se w16cid w16 w16cex w16sdtdh w16sdtfl w16du wp14">
   <w:footnote w:type="separator" w:id="-1">
     <w:p>
       <w:r>
@@ -4817,7 +4808,7 @@
 </file>
 
 <file path=word/header1.xml><?xml version="1.0" encoding="utf-8"?>
-<w:hdr xmlns:wpc="http://schemas.microsoft.com/office/word/2010/wordprocessingCanvas" xmlns:cx="http://schemas.microsoft.com/office/drawing/2014/chartex" xmlns:cx1="http://schemas.microsoft.com/office/drawing/2015/9/8/chartex" xmlns:cx2="http://schemas.microsoft.com/office/drawing/2015/10/21/chartex" xmlns:cx3="http://schemas.microsoft.com/office/drawing/2016/5/9/chartex" xmlns:cx4="http://schemas.microsoft.com/office/drawing/2016/5/10/chartex" xmlns:cx5="http://schemas.microsoft.com/office/drawing/2016/5/11/chartex" xmlns:cx6="http://schemas.microsoft.com/office/drawing/2016/5/12/chartex" xmlns:cx7="http://schemas.microsoft.com/office/drawing/2016/5/13/chartex" xmlns:cx8="http://schemas.microsoft.com/office/drawing/2016/5/14/chartex" xmlns:mc="http://schemas.openxmlformats.org/markup-compatibility/2006" xmlns:aink="http://schemas.microsoft.com/office/drawing/2016/ink" xmlns:am3d="http://schemas.microsoft.com/office/drawing/2017/model3d" xmlns:o="urn:schemas-microsoft-com:office:office" xmlns:oel="http://schemas.microsoft.com/office/2019/extlst" xmlns:r="http://schemas.openxmlformats.org/officeDocument/2006/relationships" xmlns:m="http://schemas.openxmlformats.org/officeDocument/2006/math" xmlns:v="urn:schemas-microsoft-com:vml" xmlns:wp14="http://schemas.microsoft.com/office/word/2010/wordprocessingDrawing" xmlns:wp="http://schemas.openxmlformats.org/drawingml/2006/wordprocessingDrawing" xmlns:w10="urn:schemas-microsoft-com:office:word" xmlns:w="http://schemas.openxmlformats.org/wordprocessingml/2006/main" xmlns:w14="http://schemas.microsoft.com/office/word/2010/wordml" xmlns:w15="http://schemas.microsoft.com/office/word/2012/wordml" xmlns:w16cex="http://schemas.microsoft.com/office/word/2018/wordml/cex" xmlns:w16cid="http://schemas.microsoft.com/office/word/2016/wordml/cid" xmlns:w16="http://schemas.microsoft.com/office/word/2018/wordml" xmlns:w16du="http://schemas.microsoft.com/office/word/2023/wordml/word16du" xmlns:w16sdtdh="http://schemas.microsoft.com/office/word/2020/wordml/sdtdatahash" xmlns:w16sdtfl="http://schemas.microsoft.com/office/word/2024/wordml/sdtformatlock" xmlns:w16se="http://schemas.microsoft.com/office/word/2015/wordml/symex" xmlns:wpg="http://schemas.microsoft.com/office/word/2010/wordprocessingGroup" xmlns:wpi="http://schemas.microsoft.com/office/word/2010/wordprocessingInk" xmlns:wne="http://schemas.microsoft.com/office/word/2006/wordml" xmlns:wps="http://schemas.microsoft.com/office/word/2010/wordprocessingShape" mc:Ignorable="w14 w15 w16se w16cid w16 w16cex w16sdtdh w16sdtfl w16du wp14">
+<w:hdr xmlns:wpc="http://schemas.microsoft.com/office/word/2010/wordprocessingCanvas" xmlns:cx="http://schemas.microsoft.com/office/drawing/2014/chartex" xmlns:cx1="http://schemas.microsoft.com/office/drawing/2015/9/8/chartex" xmlns:cx2="http://schemas.microsoft.com/office/drawing/2015/10/21/chartex" xmlns:cx3="http://schemas.microsoft.com/office/drawing/2016/5/9/chartex" xmlns:cx4="http://schemas.microsoft.com/office/drawing/2016/5/10/chartex" xmlns:cx5="http://schemas.microsoft.com/office/drawing/2016/5/11/chartex" xmlns:cx6="http://schemas.microsoft.com/office/drawing/2016/5/12/chartex" xmlns:cx7="http://schemas.microsoft.com/office/drawing/2016/5/13/chartex" xmlns:cx8="http://schemas.microsoft.com/office/drawing/2016/5/14/chartex" xmlns:mc="http://schemas.openxmlformats.org/markup-compatibility/2006" xmlns:aink="http://schemas.microsoft.com/office/drawing/2016/ink" xmlns:am3d="http://schemas.microsoft.com/office/drawing/2017/model3d" xmlns:o="urn:schemas-microsoft-com:office:office" xmlns:oel="http://schemas.microsoft.com/office/2019/extlst" xmlns:r="http://schemas.openxmlformats.org/officeDocument/2006/relationships" xmlns:m="http://schemas.openxmlformats.org/officeDocument/2006/math" xmlns:v="urn:schemas-microsoft-com:vml" xmlns:wp14="http://schemas.microsoft.com/office/word/2010/wordprocessingDrawing" xmlns:wp="http://schemas.openxmlformats.org/drawingml/2006/wordprocessingDrawing" xmlns:w10="urn:schemas-microsoft-com:office:word" xmlns:w="http://schemas.openxmlformats.org/wordprocessingml/2006/main" xmlns:w14="http://schemas.microsoft.com/office/word/2010/wordml" xmlns:w15="http://schemas.microsoft.com/office/word/2012/wordml" xmlns:w16cei="http://schemas.microsoft.com/office/word/2026/wordml/cei" xmlns:w16cex="http://schemas.microsoft.com/office/word/2018/wordml/cex" xmlns:w16cid="http://schemas.microsoft.com/office/word/2016/wordml/cid" xmlns:w16="http://schemas.microsoft.com/office/word/2018/wordml" xmlns:w16du="http://schemas.microsoft.com/office/word/2023/wordml/word16du" xmlns:w16sdtdh="http://schemas.microsoft.com/office/word/2020/wordml/sdtdatahash" xmlns:w16sdtfl="http://schemas.microsoft.com/office/word/2024/wordml/sdtformatlock" xmlns:w16se="http://schemas.microsoft.com/office/word/2015/wordml/symex" xmlns:wpg="http://schemas.microsoft.com/office/word/2010/wordprocessingGroup" xmlns:wpi="http://schemas.microsoft.com/office/word/2010/wordprocessingInk" xmlns:wne="http://schemas.microsoft.com/office/word/2006/wordml" xmlns:wps="http://schemas.microsoft.com/office/word/2010/wordprocessingShape" mc:Ignorable="w14 w15 w16se w16cid w16 w16cex w16sdtdh w16sdtfl w16du wp14">
   <w:p>
     <w:pPr>
       <w:pBdr>
@@ -4842,7 +4833,7 @@
 </file>
 
 <file path=word/header2.xml><?xml version="1.0" encoding="utf-8"?>
-<w:hdr xmlns:wpc="http://schemas.microsoft.com/office/word/2010/wordprocessingCanvas" xmlns:cx="http://schemas.microsoft.com/office/drawing/2014/chartex" xmlns:cx1="http://schemas.microsoft.com/office/drawing/2015/9/8/chartex" xmlns:cx2="http://schemas.microsoft.com/office/drawing/2015/10/21/chartex" xmlns:cx3="http://schemas.microsoft.com/office/drawing/2016/5/9/chartex" xmlns:cx4="http://schemas.microsoft.com/office/drawing/2016/5/10/chartex" xmlns:cx5="http://schemas.microsoft.com/office/drawing/2016/5/11/chartex" xmlns:cx6="http://schemas.microsoft.com/office/drawing/2016/5/12/chartex" xmlns:cx7="http://schemas.microsoft.com/office/drawing/2016/5/13/chartex" xmlns:cx8="http://schemas.microsoft.com/office/drawing/2016/5/14/chartex" xmlns:mc="http://schemas.openxmlformats.org/markup-compatibility/2006" xmlns:aink="http://schemas.microsoft.com/office/drawing/2016/ink" xmlns:am3d="http://schemas.microsoft.com/office/drawing/2017/model3d" xmlns:o="urn:schemas-microsoft-com:office:office" xmlns:oel="http://schemas.microsoft.com/office/2019/extlst" xmlns:r="http://schemas.openxmlformats.org/officeDocument/2006/relationships" xmlns:m="http://schemas.openxmlformats.org/officeDocument/2006/math" xmlns:v="urn:schemas-microsoft-com:vml" xmlns:wp14="http://schemas.microsoft.com/office/word/2010/wordprocessingDrawing" xmlns:wp="http://schemas.openxmlformats.org/drawingml/2006/wordprocessingDrawing" xmlns:w10="urn:schemas-microsoft-com:office:word" xmlns:w="http://schemas.openxmlformats.org/wordprocessingml/2006/main" xmlns:w14="http://schemas.microsoft.com/office/word/2010/wordml" xmlns:w15="http://schemas.microsoft.com/office/word/2012/wordml" xmlns:w16cex="http://schemas.microsoft.com/office/word/2018/wordml/cex" xmlns:w16cid="http://schemas.microsoft.com/office/word/2016/wordml/cid" xmlns:w16="http://schemas.microsoft.com/office/word/2018/wordml" xmlns:w16du="http://schemas.microsoft.com/office/word/2023/wordml/word16du" xmlns:w16sdtdh="http://schemas.microsoft.com/office/word/2020/wordml/sdtdatahash" xmlns:w16sdtfl="http://schemas.microsoft.com/office/word/2024/wordml/sdtformatlock" xmlns:w16se="http://schemas.microsoft.com/office/word/2015/wordml/symex" xmlns:wpg="http://schemas.microsoft.com/office/word/2010/wordprocessingGroup" xmlns:wpi="http://schemas.microsoft.com/office/word/2010/wordprocessingInk" xmlns:wne="http://schemas.microsoft.com/office/word/2006/wordml" xmlns:wps="http://schemas.microsoft.com/office/word/2010/wordprocessingShape" mc:Ignorable="w14 w15 w16se w16cid w16 w16cex w16sdtdh w16sdtfl w16du wp14">
+<w:hdr xmlns:wpc="http://schemas.microsoft.com/office/word/2010/wordprocessingCanvas" xmlns:cx="http://schemas.microsoft.com/office/drawing/2014/chartex" xmlns:cx1="http://schemas.microsoft.com/office/drawing/2015/9/8/chartex" xmlns:cx2="http://schemas.microsoft.com/office/drawing/2015/10/21/chartex" xmlns:cx3="http://schemas.microsoft.com/office/drawing/2016/5/9/chartex" xmlns:cx4="http://schemas.microsoft.com/office/drawing/2016/5/10/chartex" xmlns:cx5="http://schemas.microsoft.com/office/drawing/2016/5/11/chartex" xmlns:cx6="http://schemas.microsoft.com/office/drawing/2016/5/12/chartex" xmlns:cx7="http://schemas.microsoft.com/office/drawing/2016/5/13/chartex" xmlns:cx8="http://schemas.microsoft.com/office/drawing/2016/5/14/chartex" xmlns:mc="http://schemas.openxmlformats.org/markup-compatibility/2006" xmlns:aink="http://schemas.microsoft.com/office/drawing/2016/ink" xmlns:am3d="http://schemas.microsoft.com/office/drawing/2017/model3d" xmlns:o="urn:schemas-microsoft-com:office:office" xmlns:oel="http://schemas.microsoft.com/office/2019/extlst" xmlns:r="http://schemas.openxmlformats.org/officeDocument/2006/relationships" xmlns:m="http://schemas.openxmlformats.org/officeDocument/2006/math" xmlns:v="urn:schemas-microsoft-com:vml" xmlns:wp14="http://schemas.microsoft.com/office/word/2010/wordprocessingDrawing" xmlns:wp="http://schemas.openxmlformats.org/drawingml/2006/wordprocessingDrawing" xmlns:w10="urn:schemas-microsoft-com:office:word" xmlns:w="http://schemas.openxmlformats.org/wordprocessingml/2006/main" xmlns:w14="http://schemas.microsoft.com/office/word/2010/wordml" xmlns:w15="http://schemas.microsoft.com/office/word/2012/wordml" xmlns:w16cei="http://schemas.microsoft.com/office/word/2026/wordml/cei" xmlns:w16cex="http://schemas.microsoft.com/office/word/2018/wordml/cex" xmlns:w16cid="http://schemas.microsoft.com/office/word/2016/wordml/cid" xmlns:w16="http://schemas.microsoft.com/office/word/2018/wordml" xmlns:w16du="http://schemas.microsoft.com/office/word/2023/wordml/word16du" xmlns:w16sdtdh="http://schemas.microsoft.com/office/word/2020/wordml/sdtdatahash" xmlns:w16sdtfl="http://schemas.microsoft.com/office/word/2024/wordml/sdtformatlock" xmlns:w16se="http://schemas.microsoft.com/office/word/2015/wordml/symex" xmlns:wpg="http://schemas.microsoft.com/office/word/2010/wordprocessingGroup" xmlns:wpi="http://schemas.microsoft.com/office/word/2010/wordprocessingInk" xmlns:wne="http://schemas.microsoft.com/office/word/2006/wordml" xmlns:wps="http://schemas.microsoft.com/office/word/2010/wordprocessingShape" mc:Ignorable="w14 w15 w16se w16cid w16 w16cex w16sdtdh w16sdtfl w16du wp14">
   <w:tbl>
     <w:tblPr>
       <w:tblStyle w:val="aff0"/>
@@ -5204,7 +5195,7 @@
 </file>
 
 <file path=word/numbering.xml><?xml version="1.0" encoding="utf-8"?>
-<w:numbering xmlns:wpc="http://schemas.microsoft.com/office/word/2010/wordprocessingCanvas" xmlns:cx="http://schemas.microsoft.com/office/drawing/2014/chartex" xmlns:cx1="http://schemas.microsoft.com/office/drawing/2015/9/8/chartex" xmlns:cx2="http://schemas.microsoft.com/office/drawing/2015/10/21/chartex" xmlns:cx3="http://schemas.microsoft.com/office/drawing/2016/5/9/chartex" xmlns:cx4="http://schemas.microsoft.com/office/drawing/2016/5/10/chartex" xmlns:cx5="http://schemas.microsoft.com/office/drawing/2016/5/11/chartex" xmlns:cx6="http://schemas.microsoft.com/office/drawing/2016/5/12/chartex" xmlns:cx7="http://schemas.microsoft.com/office/drawing/2016/5/13/chartex" xmlns:cx8="http://schemas.microsoft.com/office/drawing/2016/5/14/chartex" xmlns:mc="http://schemas.openxmlformats.org/markup-compatibility/2006" xmlns:aink="http://schemas.microsoft.com/office/drawing/2016/ink" xmlns:am3d="http://schemas.microsoft.com/office/drawing/2017/model3d" xmlns:o="urn:schemas-microsoft-com:office:office" xmlns:oel="http://schemas.microsoft.com/office/2019/extlst" xmlns:r="http://schemas.openxmlformats.org/officeDocument/2006/relationships" xmlns:m="http://schemas.openxmlformats.org/officeDocument/2006/math" xmlns:v="urn:schemas-microsoft-com:vml" xmlns:wp14="http://schemas.microsoft.com/office/word/2010/wordprocessingDrawing" xmlns:wp="http://schemas.openxmlformats.org/drawingml/2006/wordprocessingDrawing" xmlns:w10="urn:schemas-microsoft-com:office:word" xmlns:w="http://schemas.openxmlformats.org/wordprocessingml/2006/main" xmlns:w14="http://schemas.microsoft.com/office/word/2010/wordml" xmlns:w15="http://schemas.microsoft.com/office/word/2012/wordml" xmlns:w16cex="http://schemas.microsoft.com/office/word/2018/wordml/cex" xmlns:w16cid="http://schemas.microsoft.com/office/word/2016/wordml/cid" xmlns:w16="http://schemas.microsoft.com/office/word/2018/wordml" xmlns:w16du="http://schemas.microsoft.com/office/word/2023/wordml/word16du" xmlns:w16sdtdh="http://schemas.microsoft.com/office/word/2020/wordml/sdtdatahash" xmlns:w16sdtfl="http://schemas.microsoft.com/office/word/2024/wordml/sdtformatlock" xmlns:w16se="http://schemas.microsoft.com/office/word/2015/wordml/symex" xmlns:wpg="http://schemas.microsoft.com/office/word/2010/wordprocessingGroup" xmlns:wpi="http://schemas.microsoft.com/office/word/2010/wordprocessingInk" xmlns:wne="http://schemas.microsoft.com/office/word/2006/wordml" xmlns:wps="http://schemas.microsoft.com/office/word/2010/wordprocessingShape" mc:Ignorable="w14 w15 w16se w16cid w16 w16cex w16sdtdh w16sdtfl w16du wp14">
+<w:numbering xmlns:wpc="http://schemas.microsoft.com/office/word/2010/wordprocessingCanvas" xmlns:cx="http://schemas.microsoft.com/office/drawing/2014/chartex" xmlns:cx1="http://schemas.microsoft.com/office/drawing/2015/9/8/chartex" xmlns:cx2="http://schemas.microsoft.com/office/drawing/2015/10/21/chartex" xmlns:cx3="http://schemas.microsoft.com/office/drawing/2016/5/9/chartex" xmlns:cx4="http://schemas.microsoft.com/office/drawing/2016/5/10/chartex" xmlns:cx5="http://schemas.microsoft.com/office/drawing/2016/5/11/chartex" xmlns:cx6="http://schemas.microsoft.com/office/drawing/2016/5/12/chartex" xmlns:cx7="http://schemas.microsoft.com/office/drawing/2016/5/13/chartex" xmlns:cx8="http://schemas.microsoft.com/office/drawing/2016/5/14/chartex" xmlns:mc="http://schemas.openxmlformats.org/markup-compatibility/2006" xmlns:aink="http://schemas.microsoft.com/office/drawing/2016/ink" xmlns:am3d="http://schemas.microsoft.com/office/drawing/2017/model3d" xmlns:o="urn:schemas-microsoft-com:office:office" xmlns:oel="http://schemas.microsoft.com/office/2019/extlst" xmlns:r="http://schemas.openxmlformats.org/officeDocument/2006/relationships" xmlns:m="http://schemas.openxmlformats.org/officeDocument/2006/math" xmlns:v="urn:schemas-microsoft-com:vml" xmlns:wp14="http://schemas.microsoft.com/office/word/2010/wordprocessingDrawing" xmlns:wp="http://schemas.openxmlformats.org/drawingml/2006/wordprocessingDrawing" xmlns:w10="urn:schemas-microsoft-com:office:word" xmlns:w="http://schemas.openxmlformats.org/wordprocessingml/2006/main" xmlns:w14="http://schemas.microsoft.com/office/word/2010/wordml" xmlns:w15="http://schemas.microsoft.com/office/word/2012/wordml" xmlns:w16cei="http://schemas.microsoft.com/office/word/2026/wordml/cei" xmlns:w16cex="http://schemas.microsoft.com/office/word/2018/wordml/cex" xmlns:w16cid="http://schemas.microsoft.com/office/word/2016/wordml/cid" xmlns:w16="http://schemas.microsoft.com/office/word/2018/wordml" xmlns:w16du="http://schemas.microsoft.com/office/word/2023/wordml/word16du" xmlns:w16sdtdh="http://schemas.microsoft.com/office/word/2020/wordml/sdtdatahash" xmlns:w16sdtfl="http://schemas.microsoft.com/office/word/2024/wordml/sdtformatlock" xmlns:w16se="http://schemas.microsoft.com/office/word/2015/wordml/symex" xmlns:wpg="http://schemas.microsoft.com/office/word/2010/wordprocessingGroup" xmlns:wpi="http://schemas.microsoft.com/office/word/2010/wordprocessingInk" xmlns:wne="http://schemas.microsoft.com/office/word/2006/wordml" xmlns:wps="http://schemas.microsoft.com/office/word/2010/wordprocessingShape" mc:Ignorable="w14 w15 w16se w16cid w16 w16cex w16sdtdh w16sdtfl w16du wp14">
   <w:abstractNum w:abstractNumId="0" w15:restartNumberingAfterBreak="0">
     <w:nsid w:val="01A55365"/>
     <w:multiLevelType w:val="hybridMultilevel"/>
@@ -9768,28 +9759,28 @@
 </file>
 
 <file path=customXml/item1.xml><?xml version="1.0" encoding="utf-8"?>
+<b:Sources xmlns:b="http://schemas.openxmlformats.org/officeDocument/2006/bibliography" xmlns="http://schemas.openxmlformats.org/officeDocument/2006/bibliography" SelectedStyle="\APASixthEditionOfficeOnline.xsl" StyleName="APA" Version="6"/>
+</file>
+
+<file path=customXml/item2.xml><?xml version="1.0" encoding="utf-8"?>
 <go:gDocsCustomXmlDataStorage xmlns:go="http://customooxmlschemas.google.com/" xmlns:r="http://schemas.openxmlformats.org/officeDocument/2006/relationships" uri="GoogleDocsCustomDataVersion2">
   <go:docsCustomData xmlns:go="http://customooxmlschemas.google.com/" roundtripDataSignature="AMtx7mg+M0419XjMEQEMxYxBgpKVKLORqA==">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</go:docsCustomData>
 </go:gDocsCustomXmlDataStorage>
 </file>
 
-<file path=customXml/item2.xml><?xml version="1.0" encoding="utf-8"?>
-<b:Sources xmlns:b="http://schemas.openxmlformats.org/officeDocument/2006/bibliography" xmlns="http://schemas.openxmlformats.org/officeDocument/2006/bibliography" SelectedStyle="\APASixthEditionOfficeOnline.xsl" StyleName="APA" Version="6"/>
+<file path=customXml/itemProps1.xml><?xml version="1.0" encoding="utf-8"?>
+<ds:datastoreItem xmlns:ds="http://schemas.openxmlformats.org/officeDocument/2006/customXml" ds:itemID="{04686EAF-EBC7-4B9A-9FD5-56F3EB4B608A}">
+  <ds:schemaRefs>
+    <ds:schemaRef ds:uri="http://schemas.openxmlformats.org/officeDocument/2006/bibliography"/>
+  </ds:schemaRefs>
+</ds:datastoreItem>
 </file>
 
-<file path=customXml/itemProps1.xml><?xml version="1.0" encoding="utf-8"?>
+<file path=customXml/itemProps2.xml><?xml version="1.0" encoding="utf-8"?>
 <ds:datastoreItem xmlns:ds="http://schemas.openxmlformats.org/officeDocument/2006/customXml" ds:itemID="{11111111-1234-1234-1234-123412341234}">
   <ds:schemaRefs>
     <ds:schemaRef ds:uri="http://customooxmlschemas.google.com/"/>
     <ds:schemaRef ds:uri="http://schemas.openxmlformats.org/officeDocument/2006/relationships"/>
   </ds:schemaRefs>
 </ds:datastoreItem>
-</file>
-
-<file path=customXml/itemProps2.xml><?xml version="1.0" encoding="utf-8"?>
-<ds:datastoreItem xmlns:ds="http://schemas.openxmlformats.org/officeDocument/2006/customXml" ds:itemID="{04686EAF-EBC7-4B9A-9FD5-56F3EB4B608A}">
-  <ds:schemaRefs>
-    <ds:schemaRef ds:uri="http://schemas.openxmlformats.org/officeDocument/2006/bibliography"/>
-  </ds:schemaRefs>
-</ds:datastoreItem>
 </file>
--- a/自動產生合約範本/NEW/毅源-業主_停車場系統管理與技術服務合作協議書_公版_7.7.docx
+++ b/自動產生合約範本/NEW/毅源-業主_停車場系統管理與技術服務合作協議書_公版_7.7.docx
@@ -561,7 +561,7 @@
           <w:rFonts w:ascii="標楷體" w:eastAsia="標楷體" w:hAnsi="標楷體" w:cs="Times New Roman" w:hint="eastAsia"/>
           <w:color w:val="000000"/>
         </w:rPr>
-        <w:t>採月結制，即以每一（1）個月為一期，乙方於代收合作場站之停車營收（未稅）後，由甲乙雙方依甲方分得 {{ party_a_percent }}%、乙方分得 {{ party_b_percent }}%之比例進行營收分潤。</w:t>
+        <w:t>採月結制，即以每一（1）個月為一期，乙方於代收合作場站之停車營收（{{ tax_type }}）後，由甲乙雙方依甲方分得 {{ party_a_percent }}%、乙方分得 {{ party_b_percent }}%之比例進行營收分潤。</w:t>
       </w:r>
     </w:p>
     <w:p>
@@ -647,7 +647,7 @@
           <w:rFonts w:ascii="標楷體" w:eastAsia="標楷體" w:hAnsi="標楷體" w:cs="Times New Roman" w:hint="eastAsia"/>
           <w:color w:val="000000"/>
         </w:rPr>
-        <w:t>超額分潤機制：當合作場站之單月停車營收（未稅）超過新台幣{{ excess_threshold }}元（下稱「超額門檻」）時，就超過該門檻之營收部分，甲乙雙方另依甲方分得 {{ excess_party_a_percent }}%、乙方分得 {{ excess_party_b_percent }}%之比例分配超額分潤。</w:t>
+        <w:t>超額分潤機制：當合作場站之單月停車營收（{{ tax_type }}）超過新台幣{{ excess_threshold }}元（下稱「超額門檻」）時，就超過該門檻之營收部分，甲乙雙方另依甲方分得 {{ excess_party_a_percent }}%、乙方分得 {{ excess_party_b_percent }}%之比例分配超額分潤。</w:t>
       </w:r>
     </w:p>
     <w:p>

--- a/自動產生合約範本/NEW/毅源-業主_停車場系統管理與技術服務合作協議書_公版_7.7.docx
+++ b/自動產生合約範本/NEW/毅源-業主_停車場系統管理與技術服務合作協議書_公版_7.7.docx
@@ -617,7 +617,7 @@
           <w:rFonts w:ascii="標楷體" w:eastAsia="標楷體" w:hAnsi="標楷體" w:cs="Times New Roman" w:hint="eastAsia"/>
           <w:color w:val="000000"/>
         </w:rPr>
-        <w:t>最低保障收益：乙方保障甲方每期（月）最低可獲得之場地合作收益為新台幣{{ min_guarantee }}元整（含稅）。若當期依比例拆帳未達此金額，乙方仍應補足至此保底金額支付予甲方。</w:t>
+        <w:t>最低保障收益：採{{ pay_freq }}制，即以每{{ pay_period }}個月為一期，乙方保障甲方每期最低可獲得之場地合作收益為新台幣{{ min_guarantee }}元整（含稅）。若當期依比例拆帳未達此金額，乙方仍應補足至此保底金額支付予甲方。</w:t>
       </w:r>
     </w:p>
     <w:p>

--- a/自動產生合約範本/NEW/毅源-業主_停車場系統管理與技術服務合作協議書_公版_7.7.docx
+++ b/自動產生合約範本/NEW/毅源-業主_停車場系統管理與技術服務合作協議書_公版_7.7.docx
@@ -811,7 +811,7 @@
           <w:rFonts w:ascii="標楷體" w:eastAsia="標楷體" w:hAnsi="標楷體" w:cs="Times New Roman" w:hint="eastAsia"/>
           <w:color w:val="000000"/>
         </w:rPr>
-        <w:t>_________</w:t>
+        <w:t>{{ deposit }}</w:t>
       </w:r>
       <w:r>
         <w:rPr>

--- a/自動產生合約範本/NEW/毅源-業主_停車場系統管理與技術服務合作協議書_公版_7.7.docx
+++ b/自動產生合約範本/NEW/毅源-業主_停車場系統管理與技術服務合作協議書_公版_7.7.docx
@@ -1705,119 +1705,7 @@
           <w:rFonts w:ascii="標楷體" w:eastAsia="標楷體" w:hAnsi="標楷體" w:cs="Times New Roman" w:hint="eastAsia"/>
           <w:color w:val="000000"/>
         </w:rPr>
-        <w:t>水電費代收轉付條款：</w:t>
-      </w:r>
-    </w:p>
-    <w:p>
-      <w:pPr>
-        <w:pStyle w:val="a4"/>
-        <w:numPr>
-          <w:ilvl w:val="0"/>
-          <w:numId w:val="22"/>
-        </w:numPr>
-        <w:pBdr>
-          <w:top w:val="nil"/>
-          <w:left w:val="nil"/>
-          <w:bottom w:val="nil"/>
-          <w:right w:val="nil"/>
-          <w:between w:val="nil"/>
-        </w:pBdr>
-        <w:spacing w:line="420" w:lineRule="auto"/>
-        <w:ind w:leftChars="0" w:hanging="763"/>
-        <w:jc w:val="both"/>
-        <w:rPr>
-          <w:rFonts w:ascii="標楷體" w:eastAsia="標楷體" w:hAnsi="標楷體" w:cs="Times New Roman"/>
-          <w:color w:val="000000"/>
-        </w:rPr>
-      </w:pPr>
-      <w:r>
-        <w:rPr>
-          <w:rFonts w:ascii="標楷體" w:eastAsia="標楷體" w:hAnsi="標楷體" w:cs="Times New Roman" w:hint="eastAsia"/>
-          <w:color w:val="000000"/>
-        </w:rPr>
-        <w:t>合作場站營運所衍生之電費（包含但不限於系統硬體設備用電、監視器用電、夜間</w:t>
-      </w:r>
-      <w:r>
-        <w:rPr>
-          <w:rFonts w:ascii="標楷體" w:eastAsia="標楷體" w:hAnsi="標楷體" w:cs="Times New Roman"/>
-          <w:color w:val="000000"/>
-        </w:rPr>
-        <w:t>LED</w:t>
-      </w:r>
-      <w:r>
-        <w:rPr>
-          <w:rFonts w:ascii="標楷體" w:eastAsia="標楷體" w:hAnsi="標楷體" w:cs="Times New Roman" w:hint="eastAsia"/>
-          <w:color w:val="000000"/>
-        </w:rPr>
-        <w:t>照明用電等）及水費，不論其單據（如台灣電力公司、自來水公司之帳單或通知單）之抬頭為何，雙方同意採「代收轉付」方式辦理。</w:t>
-      </w:r>
-    </w:p>
-    <w:p>
-      <w:pPr>
-        <w:pStyle w:val="a4"/>
-        <w:numPr>
-          <w:ilvl w:val="0"/>
-          <w:numId w:val="22"/>
-        </w:numPr>
-        <w:pBdr>
-          <w:top w:val="nil"/>
-          <w:left w:val="nil"/>
-          <w:bottom w:val="nil"/>
-          <w:right w:val="nil"/>
-          <w:between w:val="nil"/>
-        </w:pBdr>
-        <w:spacing w:line="420" w:lineRule="auto"/>
-        <w:ind w:leftChars="0" w:hanging="763"/>
-        <w:jc w:val="both"/>
-        <w:rPr>
-          <w:rFonts w:ascii="標楷體" w:eastAsia="標楷體" w:hAnsi="標楷體" w:cs="Times New Roman"/>
-          <w:color w:val="000000"/>
-        </w:rPr>
-      </w:pPr>
-      <w:r>
-        <w:rPr>
-          <w:rFonts w:ascii="標楷體" w:eastAsia="標楷體" w:hAnsi="標楷體" w:cs="Times New Roman" w:hint="eastAsia"/>
-          <w:color w:val="000000"/>
-        </w:rPr>
-        <w:t>倘相關水電單據由乙方、現場消費者或第三人先行交付或流轉至乙方處，乙方得逕行代為繳納或收取後，將該等單據與應繳憑證原封轉交（付）予甲方（或場地實際負擔人）；亦或由甲方先行繳納後，檢具原始憑證向乙方申請由代收停車營收中扣抵轉付之。</w:t>
-      </w:r>
-    </w:p>
-    <w:p>
-      <w:pPr>
-        <w:pStyle w:val="a4"/>
-        <w:numPr>
-          <w:ilvl w:val="0"/>
-          <w:numId w:val="22"/>
-        </w:numPr>
-        <w:pBdr>
-          <w:top w:val="nil"/>
-          <w:left w:val="nil"/>
-          <w:bottom w:val="nil"/>
-          <w:right w:val="nil"/>
-          <w:between w:val="nil"/>
-        </w:pBdr>
-        <w:spacing w:line="420" w:lineRule="auto"/>
-        <w:ind w:leftChars="0" w:hanging="763"/>
-        <w:jc w:val="both"/>
-        <w:rPr>
-          <w:rFonts w:ascii="標楷體" w:eastAsia="標楷體" w:hAnsi="標楷體" w:cs="Times New Roman"/>
-          <w:color w:val="000000"/>
-        </w:rPr>
-      </w:pPr>
-      <w:r>
-        <w:rPr>
-          <w:rFonts w:ascii="標楷體" w:eastAsia="標楷體" w:hAnsi="標楷體" w:cs="Times New Roman" w:hint="eastAsia"/>
-          <w:color w:val="000000"/>
-        </w:rPr>
-        <w:t>雙方明確理解，上述水電費用之往來純屬會計上之代收代付及代收轉付性質，非屬乙</w:t>
-      </w:r>
-      <w:r>
-        <w:rPr>
-          <w:rFonts w:ascii="標楷體" w:eastAsia="標楷體" w:hAnsi="標楷體" w:cs="Times New Roman" w:hint="eastAsia"/>
-          <w:color w:val="000000"/>
-        </w:rPr>
-        <w:lastRenderedPageBreak/>
-        <w:t>方之營業收入或服務費用，乙方毋庸就此代收轉付金額另行開立統一發票。</w:t>
+        <w:t xml:space="preserve">水電費負擔與代收轉付條款：</w:t>
       </w:r>
     </w:p>
     <w:p>
@@ -1843,17 +1731,155 @@
       </w:pPr>
       <w:r>
         <w:rPr>
-          <w:rFonts w:ascii="標楷體" w:eastAsia="標楷體" w:hAnsi="標楷體" w:cs="Times New Roman"/>
-          <w:color w:val="000000"/>
-        </w:rPr>
-        <w:t>因乙方營運合作場站而生之人事費、電話費、乙方投保之保險費、乙方設備定期安檢費、停管系統保養維修費、停管設備用電、監視器用電、夜間 LED 照明用電，以及停車場登記證之申請規費、送件費用或乙方委託代辦所生之必要費用，除本協議另有約定外，概由乙方負擔。惟合作標的物如因土地、建物、消防、公共安全、出入口、動線、標線標誌或其他場地本身狀態不符法令或主管機關要求，而須改善、補正或增設相關設施者，其費用及責任仍由甲方負擔</w:t>
-      </w:r>
-      <w:r>
-        <w:rPr>
-          <w:rFonts w:ascii="標楷體" w:eastAsia="標楷體" w:hAnsi="標楷體" w:cs="Times New Roman"/>
-          <w:color w:val="000000"/>
-        </w:rPr>
-        <w:t>。</w:t>
+          <w:rFonts w:ascii="標楷體" w:eastAsia="標楷體" w:hAnsi="標楷體" w:cs="Times New Roman" w:hint="eastAsia"/>
+          <w:color w:val="000000"/>
+        </w:rPr>
+        <w:t xml:space="preserve">合作場站營運所衍生之電費（包含但不限於系統硬體設備用電、監視器用電、夜間LED照明用電等）及水費，其費用負擔，於下方二種方式中擇一勾選適用：</w:t>
+      </w:r>
+    </w:p>
+    <w:p>
+      <w:pPr>
+        <w:numPr>
+          <w:ilvl w:val="0"/>
+          <w:numId w:val="4"/>
+        </w:numPr>
+        <w:pBdr>
+          <w:top w:val="nil"/>
+          <w:left w:val="nil"/>
+          <w:bottom w:val="nil"/>
+          <w:right w:val="nil"/>
+          <w:between w:val="nil"/>
+        </w:pBdr>
+        <w:spacing w:line="420" w:lineRule="auto"/>
+        <w:ind w:left="992" w:hanging="482"/>
+        <w:jc w:val="both"/>
+        <w:rPr>
+          <w:rFonts w:ascii="標楷體" w:eastAsia="標楷體" w:hAnsi="標楷體" w:cs="Times New Roman"/>
+          <w:color w:val="000000"/>
+        </w:rPr>
+      </w:pPr>
+      <w:r>
+        <w:rPr>
+          <w:rFonts w:ascii="標楷體" w:eastAsia="標楷體" w:hAnsi="標楷體" w:cs="Times New Roman" w:hint="eastAsia"/>
+          <w:color w:val="000000"/>
+        </w:rPr>
+        <w:t xml:space="preserve">{{ util_party_a_check }} 由甲方負擔　{{ util_party_b_check }} 由乙方負擔</w:t>
+      </w:r>
+    </w:p>
+    <w:p>
+      <w:pPr>
+        <w:numPr>
+          <w:ilvl w:val="0"/>
+          <w:numId w:val="4"/>
+        </w:numPr>
+        <w:pBdr>
+          <w:top w:val="nil"/>
+          <w:left w:val="nil"/>
+          <w:bottom w:val="nil"/>
+          <w:right w:val="nil"/>
+          <w:between w:val="nil"/>
+        </w:pBdr>
+        <w:spacing w:line="420" w:lineRule="auto"/>
+        <w:ind w:left="992" w:hanging="482"/>
+        <w:jc w:val="both"/>
+        <w:rPr>
+          <w:rFonts w:ascii="標楷體" w:eastAsia="標楷體" w:hAnsi="標楷體" w:cs="Times New Roman"/>
+          <w:color w:val="000000"/>
+        </w:rPr>
+      </w:pPr>
+      <w:r>
+        <w:rPr>
+          <w:rFonts w:ascii="標楷體" w:eastAsia="標楷體" w:hAnsi="標楷體" w:cs="Times New Roman" w:hint="eastAsia"/>
+          <w:color w:val="000000"/>
+        </w:rPr>
+        <w:t xml:space="preserve">前款所定之費用負擔，不因相關單據（如台灣電力公司、自來水公司之帳單或通知單）抬頭之記載為何而受影響。</w:t>
+      </w:r>
+    </w:p>
+    <w:p>
+      <w:pPr>
+        <w:numPr>
+          <w:ilvl w:val="0"/>
+          <w:numId w:val="4"/>
+        </w:numPr>
+        <w:pBdr>
+          <w:top w:val="nil"/>
+          <w:left w:val="nil"/>
+          <w:bottom w:val="nil"/>
+          <w:right w:val="nil"/>
+          <w:between w:val="nil"/>
+        </w:pBdr>
+        <w:spacing w:line="420" w:lineRule="auto"/>
+        <w:ind w:left="992" w:hanging="482"/>
+        <w:jc w:val="both"/>
+        <w:rPr>
+          <w:rFonts w:ascii="標楷體" w:eastAsia="標楷體" w:hAnsi="標楷體" w:cs="Times New Roman"/>
+          <w:color w:val="000000"/>
+        </w:rPr>
+      </w:pPr>
+      <w:r>
+        <w:rPr>
+          <w:rFonts w:ascii="標楷體" w:eastAsia="標楷體" w:hAnsi="標楷體" w:cs="Times New Roman" w:hint="eastAsia"/>
+          <w:color w:val="000000"/>
+        </w:rPr>
+        <w:t xml:space="preserve">倘相關水電單據由現場消費者或第三人交付，或因故流轉至非負擔方處者，非負擔方應將單據原封轉交負擔方；如非負擔方已先行代為繳納，得憑原始單據及繳費證明向負擔方請求返還。負擔方為甲方時，乙方得自應給付甲方之場地合作收益或乙方代收之停車營收中扣抵轉付；負擔方為乙方時，乙方應返還甲方實際代墊之金額。</w:t>
+      </w:r>
+    </w:p>
+    <w:p>
+      <w:pPr>
+        <w:numPr>
+          <w:ilvl w:val="0"/>
+          <w:numId w:val="4"/>
+        </w:numPr>
+        <w:pBdr>
+          <w:top w:val="nil"/>
+          <w:left w:val="nil"/>
+          <w:bottom w:val="nil"/>
+          <w:right w:val="nil"/>
+          <w:between w:val="nil"/>
+        </w:pBdr>
+        <w:spacing w:line="420" w:lineRule="auto"/>
+        <w:ind w:left="992" w:hanging="482"/>
+        <w:jc w:val="both"/>
+        <w:rPr>
+          <w:rFonts w:ascii="標楷體" w:eastAsia="標楷體" w:hAnsi="標楷體" w:cs="Times New Roman"/>
+          <w:color w:val="000000"/>
+        </w:rPr>
+      </w:pPr>
+      <w:r>
+        <w:rPr>
+          <w:rFonts w:ascii="標楷體" w:eastAsia="標楷體" w:hAnsi="標楷體" w:cs="Times New Roman" w:hint="eastAsia"/>
+          <w:color w:val="000000"/>
+        </w:rPr>
+        <w:t xml:space="preserve">雙方明確理解，前款款項之往來純屬會計上之代收代付及代收轉付性質，非屬任一方之營業收入或服務費用，雙方均毋庸就此代收轉付金額另行開立統一發票。</w:t>
+      </w:r>
+    </w:p>
+    <w:p>
+      <w:pPr>
+        <w:numPr>
+          <w:ilvl w:val="0"/>
+          <w:numId w:val="4"/>
+        </w:numPr>
+        <w:pBdr>
+          <w:top w:val="nil"/>
+          <w:left w:val="nil"/>
+          <w:bottom w:val="nil"/>
+          <w:right w:val="nil"/>
+          <w:between w:val="nil"/>
+        </w:pBdr>
+        <w:spacing w:line="420" w:lineRule="auto"/>
+        <w:ind w:left="992" w:hanging="482"/>
+        <w:jc w:val="both"/>
+        <w:rPr>
+          <w:rFonts w:ascii="標楷體" w:eastAsia="標楷體" w:hAnsi="標楷體" w:cs="Times New Roman"/>
+          <w:color w:val="000000"/>
+        </w:rPr>
+      </w:pPr>
+      <w:r>
+        <w:rPr>
+          <w:rFonts w:ascii="標楷體" w:eastAsia="標楷體" w:hAnsi="標楷體" w:cs="Times New Roman"/>
+          <w:color w:val="000000"/>
+        </w:rPr>
+        <w:t xml:space="preserve">因乙方營運合作場站而生之人事費、電話費、乙方投保之保險費、乙方設備定期安檢費、停管系統保養維修費，以及停車場登記證之申請規費、送件費用或乙方委託代辦所生之必要費用，除本協議另有約定外，概由乙方負擔。惟合作標的物如因土地、建物、消防、公共安全、出入口、動線、標線標誌或其他場地本身狀態不符法令或主管機關要求，而須改善、補正或增設相關設施者，其費用及責任仍由甲方負擔。水、電費用之負擔，另依前項約定辦理。</w:t>
       </w:r>
     </w:p>
     <w:p>

--- a/自動產生合約範本/NEW/毅源-業主_停車場系統管理與技術服務合作協議書_公版_7.7.docx
+++ b/自動產生合約範本/NEW/毅源-業主_停車場系統管理與技術服務合作協議書_公版_7.7.docx
@@ -1710,9 +1710,10 @@
     </w:p>
     <w:p>
       <w:pPr>
+        <w:pStyle w:val="a4"/>
         <w:numPr>
           <w:ilvl w:val="0"/>
-          <w:numId w:val="4"/>
+          <w:numId w:val="22"/>
         </w:numPr>
         <w:pBdr>
           <w:top w:val="nil"/>
@@ -1722,7 +1723,7 @@
           <w:between w:val="nil"/>
         </w:pBdr>
         <w:spacing w:line="420" w:lineRule="auto"/>
-        <w:ind w:left="992" w:hanging="482"/>
+        <w:ind w:leftChars="0" w:hanging="763"/>
         <w:jc w:val="both"/>
         <w:rPr>
           <w:rFonts w:ascii="標楷體" w:eastAsia="標楷體" w:hAnsi="標楷體" w:cs="Times New Roman"/>
@@ -1739,9 +1740,10 @@
     </w:p>
     <w:p>
       <w:pPr>
+        <w:pStyle w:val="a4"/>
         <w:numPr>
           <w:ilvl w:val="0"/>
-          <w:numId w:val="4"/>
+          <w:numId w:val="22"/>
         </w:numPr>
         <w:pBdr>
           <w:top w:val="nil"/>
@@ -1751,7 +1753,7 @@
           <w:between w:val="nil"/>
         </w:pBdr>
         <w:spacing w:line="420" w:lineRule="auto"/>
-        <w:ind w:left="992" w:hanging="482"/>
+        <w:ind w:leftChars="0" w:hanging="763"/>
         <w:jc w:val="both"/>
         <w:rPr>
           <w:rFonts w:ascii="標楷體" w:eastAsia="標楷體" w:hAnsi="標楷體" w:cs="Times New Roman"/>
@@ -1768,9 +1770,10 @@
     </w:p>
     <w:p>
       <w:pPr>
+        <w:pStyle w:val="a4"/>
         <w:numPr>
           <w:ilvl w:val="0"/>
-          <w:numId w:val="4"/>
+          <w:numId w:val="22"/>
         </w:numPr>
         <w:pBdr>
           <w:top w:val="nil"/>
@@ -1780,7 +1783,7 @@
           <w:between w:val="nil"/>
         </w:pBdr>
         <w:spacing w:line="420" w:lineRule="auto"/>
-        <w:ind w:left="992" w:hanging="482"/>
+        <w:ind w:leftChars="0" w:hanging="763"/>
         <w:jc w:val="both"/>
         <w:rPr>
           <w:rFonts w:ascii="標楷體" w:eastAsia="標楷體" w:hAnsi="標楷體" w:cs="Times New Roman"/>
@@ -1797,9 +1800,10 @@
     </w:p>
     <w:p>
       <w:pPr>
+        <w:pStyle w:val="a4"/>
         <w:numPr>
           <w:ilvl w:val="0"/>
-          <w:numId w:val="4"/>
+          <w:numId w:val="22"/>
         </w:numPr>
         <w:pBdr>
           <w:top w:val="nil"/>
@@ -1809,7 +1813,7 @@
           <w:between w:val="nil"/>
         </w:pBdr>
         <w:spacing w:line="420" w:lineRule="auto"/>
-        <w:ind w:left="992" w:hanging="482"/>
+        <w:ind w:leftChars="0" w:hanging="763"/>
         <w:jc w:val="both"/>
         <w:rPr>
           <w:rFonts w:ascii="標楷體" w:eastAsia="標楷體" w:hAnsi="標楷體" w:cs="Times New Roman"/>
@@ -1826,9 +1830,10 @@
     </w:p>
     <w:p>
       <w:pPr>
+        <w:pStyle w:val="a4"/>
         <w:numPr>
           <w:ilvl w:val="0"/>
-          <w:numId w:val="4"/>
+          <w:numId w:val="22"/>
         </w:numPr>
         <w:pBdr>
           <w:top w:val="nil"/>
@@ -1838,7 +1843,7 @@
           <w:between w:val="nil"/>
         </w:pBdr>
         <w:spacing w:line="420" w:lineRule="auto"/>
-        <w:ind w:left="992" w:hanging="482"/>
+        <w:ind w:leftChars="0" w:hanging="763"/>
         <w:jc w:val="both"/>
         <w:rPr>
           <w:rFonts w:ascii="標楷體" w:eastAsia="標楷體" w:hAnsi="標楷體" w:cs="Times New Roman"/>

--- a/自動產生合約範本/NEW/毅源-業主_停車場系統管理與技術服務合作協議書_公版_7.7.docx
+++ b/自動產生合約範本/NEW/毅源-業主_停車場系統管理與技術服務合作協議書_公版_7.7.docx
@@ -1740,6 +1740,31 @@
     </w:p>
     <w:p>
       <w:pPr>
+        <w:pBdr>
+          <w:top w:val="nil"/>
+          <w:left w:val="nil"/>
+          <w:bottom w:val="nil"/>
+          <w:right w:val="nil"/>
+          <w:between w:val="nil"/>
+        </w:pBdr>
+        <w:spacing w:line="420" w:lineRule="auto"/>
+        <w:ind w:left="1418"/>
+        <w:jc w:val="both"/>
+        <w:rPr>
+          <w:rFonts w:ascii="標楷體" w:eastAsia="標楷體" w:hAnsi="標楷體" w:cs="Times New Roman"/>
+          <w:color w:val="000000"/>
+        </w:rPr>
+      </w:pPr>
+      <w:r>
+        <w:rPr>
+          <w:rFonts w:ascii="標楷體" w:eastAsia="標楷體" w:hAnsi="標楷體" w:cs="Times New Roman" w:hint="eastAsia"/>
+          <w:color w:val="000000"/>
+        </w:rPr>
+        <w:t xml:space="preserve">{{ util_party_a_check }} 由甲方負擔　{{ util_party_b_check }} 由乙方負擔</w:t>
+      </w:r>
+    </w:p>
+    <w:p>
+      <w:pPr>
         <w:pStyle w:val="a4"/>
         <w:numPr>
           <w:ilvl w:val="0"/>
@@ -1765,7 +1790,7 @@
           <w:rFonts w:ascii="標楷體" w:eastAsia="標楷體" w:hAnsi="標楷體" w:cs="Times New Roman" w:hint="eastAsia"/>
           <w:color w:val="000000"/>
         </w:rPr>
-        <w:t xml:space="preserve">{{ util_party_a_check }} 由甲方負擔　{{ util_party_b_check }} 由乙方負擔</w:t>
+        <w:t xml:space="preserve">前款所定之費用負擔，不因相關單據（如台灣電力公司、自來水公司之帳單或通知單）抬頭之記載為何而受影響。</w:t>
       </w:r>
     </w:p>
     <w:p>
@@ -1795,7 +1820,7 @@
           <w:rFonts w:ascii="標楷體" w:eastAsia="標楷體" w:hAnsi="標楷體" w:cs="Times New Roman" w:hint="eastAsia"/>
           <w:color w:val="000000"/>
         </w:rPr>
-        <w:t xml:space="preserve">前款所定之費用負擔，不因相關單據（如台灣電力公司、自來水公司之帳單或通知單）抬頭之記載為何而受影響。</w:t>
+        <w:t xml:space="preserve">倘相關水電單據由現場消費者或第三人交付，或因故流轉至非負擔方處者，非負擔方應將單據原封轉交負擔方；如非負擔方已先行代為繳納，得憑原始單據及繳費證明向負擔方請求返還。負擔方為甲方時，乙方得自應給付甲方之場地合作收益或乙方代收之停車營收中扣抵轉付；負擔方為乙方時，乙方應返還甲方實際代墊之金額。</w:t>
       </w:r>
     </w:p>
     <w:p>
@@ -1825,36 +1850,6 @@
           <w:rFonts w:ascii="標楷體" w:eastAsia="標楷體" w:hAnsi="標楷體" w:cs="Times New Roman" w:hint="eastAsia"/>
           <w:color w:val="000000"/>
         </w:rPr>
-        <w:t xml:space="preserve">倘相關水電單據由現場消費者或第三人交付，或因故流轉至非負擔方處者，非負擔方應將單據原封轉交負擔方；如非負擔方已先行代為繳納，得憑原始單據及繳費證明向負擔方請求返還。負擔方為甲方時，乙方得自應給付甲方之場地合作收益或乙方代收之停車營收中扣抵轉付；負擔方為乙方時，乙方應返還甲方實際代墊之金額。</w:t>
-      </w:r>
-    </w:p>
-    <w:p>
-      <w:pPr>
-        <w:pStyle w:val="a4"/>
-        <w:numPr>
-          <w:ilvl w:val="0"/>
-          <w:numId w:val="22"/>
-        </w:numPr>
-        <w:pBdr>
-          <w:top w:val="nil"/>
-          <w:left w:val="nil"/>
-          <w:bottom w:val="nil"/>
-          <w:right w:val="nil"/>
-          <w:between w:val="nil"/>
-        </w:pBdr>
-        <w:spacing w:line="420" w:lineRule="auto"/>
-        <w:ind w:leftChars="0" w:hanging="763"/>
-        <w:jc w:val="both"/>
-        <w:rPr>
-          <w:rFonts w:ascii="標楷體" w:eastAsia="標楷體" w:hAnsi="標楷體" w:cs="Times New Roman"/>
-          <w:color w:val="000000"/>
-        </w:rPr>
-      </w:pPr>
-      <w:r>
-        <w:rPr>
-          <w:rFonts w:ascii="標楷體" w:eastAsia="標楷體" w:hAnsi="標楷體" w:cs="Times New Roman" w:hint="eastAsia"/>
-          <w:color w:val="000000"/>
-        </w:rPr>
         <w:t xml:space="preserve">雙方明確理解，前款款項之往來純屬會計上之代收代付及代收轉付性質，非屬任一方之營業收入或服務費用，雙方均毋庸就此代收轉付金額另行開立統一發票。</w:t>
       </w:r>
     </w:p>
@@ -4186,27 +4181,7 @@
           <w:i/>
           <w:color w:val="000000"/>
         </w:rPr>
-        <w:br w:type="page"/>
-      </w:r>
-    </w:p>
-    <w:p>
-      <w:pPr>
-        <w:pBdr>
-          <w:top w:val="nil"/>
-          <w:left w:val="nil"/>
-          <w:bottom w:val="nil"/>
-          <w:right w:val="nil"/>
-          <w:between w:val="nil"/>
-        </w:pBdr>
-        <w:spacing w:line="420" w:lineRule="auto"/>
-        <w:ind w:left="993"/>
-        <w:jc w:val="center"/>
-        <w:rPr>
-          <w:rFonts w:ascii="標楷體" w:eastAsia="標楷體" w:hAnsi="標楷體" w:cs="Times New Roman"/>
-          <w:i/>
-          <w:color w:val="000000"/>
-        </w:rPr>
-      </w:pPr>
+      </w:r>
     </w:p>
     <w:p>
       <w:pPr>
@@ -4444,86 +4419,6 @@
         </w:rPr>
         <w:t>電子郵件：service@yiyuandev.com</w:t>
       </w:r>
-    </w:p>
-    <w:p>
-      <w:pPr>
-        <w:spacing w:line="420" w:lineRule="auto"/>
-        <w:jc w:val="both"/>
-        <w:rPr>
-          <w:rFonts w:ascii="標楷體" w:eastAsia="標楷體" w:hAnsi="標楷體" w:cs="Times New Roman"/>
-          <w:color w:val="000000"/>
-        </w:rPr>
-      </w:pPr>
-    </w:p>
-    <w:p>
-      <w:pPr>
-        <w:spacing w:line="420" w:lineRule="auto"/>
-        <w:jc w:val="both"/>
-        <w:rPr>
-          <w:rFonts w:ascii="標楷體" w:eastAsia="標楷體" w:hAnsi="標楷體" w:cs="Times New Roman"/>
-          <w:color w:val="000000"/>
-        </w:rPr>
-      </w:pPr>
-    </w:p>
-    <w:p>
-      <w:pPr>
-        <w:spacing w:line="420" w:lineRule="auto"/>
-        <w:jc w:val="both"/>
-        <w:rPr>
-          <w:rFonts w:ascii="標楷體" w:eastAsia="標楷體" w:hAnsi="標楷體" w:cs="Times New Roman"/>
-          <w:color w:val="000000"/>
-        </w:rPr>
-      </w:pPr>
-    </w:p>
-    <w:p>
-      <w:pPr>
-        <w:spacing w:line="420" w:lineRule="auto"/>
-        <w:jc w:val="both"/>
-        <w:rPr>
-          <w:rFonts w:ascii="標楷體" w:eastAsia="標楷體" w:hAnsi="標楷體" w:cs="Times New Roman"/>
-          <w:color w:val="000000"/>
-        </w:rPr>
-      </w:pPr>
-    </w:p>
-    <w:p>
-      <w:pPr>
-        <w:spacing w:line="420" w:lineRule="auto"/>
-        <w:jc w:val="both"/>
-        <w:rPr>
-          <w:rFonts w:ascii="標楷體" w:eastAsia="標楷體" w:hAnsi="標楷體" w:cs="Times New Roman"/>
-          <w:color w:val="000000"/>
-        </w:rPr>
-      </w:pPr>
-    </w:p>
-    <w:p>
-      <w:pPr>
-        <w:spacing w:line="420" w:lineRule="auto"/>
-        <w:jc w:val="both"/>
-        <w:rPr>
-          <w:rFonts w:ascii="標楷體" w:eastAsia="標楷體" w:hAnsi="標楷體" w:cs="Times New Roman"/>
-          <w:color w:val="000000"/>
-        </w:rPr>
-      </w:pPr>
-    </w:p>
-    <w:p>
-      <w:pPr>
-        <w:spacing w:line="420" w:lineRule="auto"/>
-        <w:jc w:val="both"/>
-        <w:rPr>
-          <w:rFonts w:ascii="標楷體" w:eastAsia="標楷體" w:hAnsi="標楷體" w:cs="Times New Roman"/>
-          <w:color w:val="000000"/>
-        </w:rPr>
-      </w:pPr>
-    </w:p>
-    <w:p>
-      <w:pPr>
-        <w:spacing w:line="420" w:lineRule="auto"/>
-        <w:jc w:val="both"/>
-        <w:rPr>
-          <w:rFonts w:ascii="標楷體" w:eastAsia="標楷體" w:hAnsi="標楷體" w:cs="Times New Roman"/>
-          <w:color w:val="000000"/>
-        </w:rPr>
-      </w:pPr>
     </w:p>
     <w:p>
       <w:pPr>
